--- a/Ochonogor_Chibeze_d.docx
+++ b/Ochonogor_Chibeze_d.docx
@@ -73,7 +73,6 @@
         </w:rPr>
         <w:t xml:space="preserve"> </w:t>
       </w:r>
-      <w:proofErr w:type="gramStart"/>
       <w:r>
         <w:rPr>
           <w:rFonts w:ascii="Times New Roman" w:hAnsi="Times New Roman" w:cs="Times New Roman"/>
@@ -82,7 +81,6 @@
         </w:rPr>
         <w:t>ben</w:t>
       </w:r>
-      <w:proofErr w:type="gramEnd"/>
       <w:r>
         <w:rPr>
           <w:rFonts w:ascii="Times New Roman" w:hAnsi="Times New Roman" w:cs="Times New Roman"/>
@@ -97,18 +95,16 @@
           <w:sz w:val="28"/>
           <w:szCs w:val="28"/>
         </w:rPr>
-        <w:t xml:space="preserve"> </w:t>
-      </w:r>
-      <w:proofErr w:type="spellStart"/>
-      <w:r>
-        <w:rPr>
-          <w:rFonts w:ascii="Times New Roman" w:hAnsi="Times New Roman" w:cs="Times New Roman"/>
-          <w:sz w:val="28"/>
-          <w:szCs w:val="28"/>
-        </w:rPr>
-        <w:t>Iba</w:t>
-      </w:r>
-      <w:proofErr w:type="spellEnd"/>
+        <w:t xml:space="preserve"> Iba.</w:t>
+      </w:r>
+      <w:r>
+        <w:rPr>
+          <w:rFonts w:ascii="Times New Roman" w:hAnsi="Times New Roman" w:cs="Times New Roman"/>
+          <w:sz w:val="28"/>
+          <w:szCs w:val="28"/>
+        </w:rPr>
+        <w:t xml:space="preserve"> Lagos</w:t>
+      </w:r>
       <w:r>
         <w:rPr>
           <w:rFonts w:ascii="Times New Roman" w:hAnsi="Times New Roman" w:cs="Times New Roman"/>
@@ -117,41 +113,33 @@
         </w:rPr>
         <w:t>.</w:t>
       </w:r>
-      <w:r>
-        <w:rPr>
-          <w:rFonts w:ascii="Times New Roman" w:hAnsi="Times New Roman" w:cs="Times New Roman"/>
-          <w:sz w:val="28"/>
-          <w:szCs w:val="28"/>
-        </w:rPr>
-        <w:t xml:space="preserve"> Lagos</w:t>
-      </w:r>
-      <w:r>
-        <w:rPr>
-          <w:rFonts w:ascii="Times New Roman" w:hAnsi="Times New Roman" w:cs="Times New Roman"/>
-          <w:sz w:val="28"/>
-          <w:szCs w:val="28"/>
-        </w:rPr>
-        <w:t>.</w:t>
+    </w:p>
+    <w:p>
+      <w:pPr>
+        <w:jc w:val="center"/>
+        <w:rPr>
+          <w:rFonts w:ascii="Times New Roman" w:hAnsi="Times New Roman" w:cs="Times New Roman"/>
+          <w:sz w:val="28"/>
+          <w:szCs w:val="28"/>
+        </w:rPr>
+      </w:pPr>
+      <w:r>
+        <w:rPr>
+          <w:rFonts w:ascii="Times New Roman" w:hAnsi="Times New Roman" w:cs="Times New Roman"/>
+          <w:sz w:val="28"/>
+          <w:szCs w:val="28"/>
+        </w:rPr>
+        <w:t>http</w:t>
       </w:r>
       <w:bookmarkStart w:id="0" w:name="_GoBack"/>
       <w:bookmarkEnd w:id="0"/>
-    </w:p>
-    <w:p>
-      <w:pPr>
-        <w:jc w:val="center"/>
-        <w:rPr>
-          <w:rFonts w:ascii="Times New Roman" w:hAnsi="Times New Roman" w:cs="Times New Roman"/>
-          <w:sz w:val="28"/>
-          <w:szCs w:val="28"/>
-        </w:rPr>
-      </w:pPr>
-      <w:r>
-        <w:rPr>
-          <w:rFonts w:ascii="Times New Roman" w:hAnsi="Times New Roman" w:cs="Times New Roman"/>
-          <w:sz w:val="28"/>
-          <w:szCs w:val="28"/>
-        </w:rPr>
-        <w:t>https://</w:t>
+      <w:r>
+        <w:rPr>
+          <w:rFonts w:ascii="Times New Roman" w:hAnsi="Times New Roman" w:cs="Times New Roman"/>
+          <w:sz w:val="28"/>
+          <w:szCs w:val="28"/>
+        </w:rPr>
+        <w:t>://</w:t>
       </w:r>
       <w:r>
         <w:rPr>
@@ -570,27 +558,8 @@
           <w:sz w:val="28"/>
           <w:szCs w:val="28"/>
         </w:rPr>
-        <w:t xml:space="preserve">, GIT, </w:t>
-      </w:r>
-      <w:proofErr w:type="spellStart"/>
-      <w:r>
-        <w:rPr>
-          <w:rFonts w:ascii="Times New Roman" w:hAnsi="Times New Roman" w:cs="Times New Roman"/>
-          <w:sz w:val="28"/>
-          <w:szCs w:val="28"/>
-        </w:rPr>
-        <w:t>codepen</w:t>
-      </w:r>
-      <w:proofErr w:type="spellEnd"/>
-      <w:r>
-        <w:rPr>
-          <w:rFonts w:ascii="Times New Roman" w:hAnsi="Times New Roman" w:cs="Times New Roman"/>
-          <w:sz w:val="28"/>
-          <w:szCs w:val="28"/>
-        </w:rPr>
-        <w:t xml:space="preserve">, </w:t>
-      </w:r>
-      <w:proofErr w:type="spellStart"/>
+        <w:t xml:space="preserve">, GIT, codepen, </w:t>
+      </w:r>
       <w:r>
         <w:rPr>
           <w:rFonts w:ascii="Times New Roman" w:hAnsi="Times New Roman" w:cs="Times New Roman"/>
@@ -599,7 +568,6 @@
         </w:rPr>
         <w:t>Docker</w:t>
       </w:r>
-      <w:proofErr w:type="spellEnd"/>
       <w:r>
         <w:rPr>
           <w:rFonts w:ascii="Times New Roman" w:hAnsi="Times New Roman" w:cs="Times New Roman"/>
@@ -638,18 +606,8 @@
           <w:sz w:val="28"/>
           <w:szCs w:val="28"/>
         </w:rPr>
-        <w:t xml:space="preserve"> Service desk using </w:t>
-      </w:r>
-      <w:proofErr w:type="spellStart"/>
-      <w:r>
-        <w:rPr>
-          <w:rFonts w:ascii="Times New Roman" w:hAnsi="Times New Roman" w:cs="Times New Roman"/>
-          <w:sz w:val="28"/>
-          <w:szCs w:val="28"/>
-        </w:rPr>
-        <w:t>Jira</w:t>
-      </w:r>
-      <w:proofErr w:type="spellEnd"/>
+        <w:t xml:space="preserve"> Service desk using Jira</w:t>
+      </w:r>
       <w:r>
         <w:rPr>
           <w:rFonts w:ascii="Times New Roman" w:hAnsi="Times New Roman" w:cs="Times New Roman"/>
@@ -664,103 +622,31 @@
           <w:sz w:val="28"/>
           <w:szCs w:val="28"/>
         </w:rPr>
+        <w:t xml:space="preserve"> VSCode, Postman,</w:t>
+      </w:r>
+      <w:r>
+        <w:rPr>
+          <w:rFonts w:ascii="Times New Roman" w:hAnsi="Times New Roman" w:cs="Times New Roman"/>
+          <w:sz w:val="28"/>
+          <w:szCs w:val="28"/>
+        </w:rPr>
+        <w:t xml:space="preserve"> MySql Workbench</w:t>
+      </w:r>
+      <w:r>
+        <w:rPr>
+          <w:rFonts w:ascii="Times New Roman" w:hAnsi="Times New Roman" w:cs="Times New Roman"/>
+          <w:sz w:val="28"/>
+          <w:szCs w:val="28"/>
+        </w:rPr>
         <w:t xml:space="preserve"> </w:t>
       </w:r>
-      <w:proofErr w:type="spellStart"/>
-      <w:r>
-        <w:rPr>
-          <w:rFonts w:ascii="Times New Roman" w:hAnsi="Times New Roman" w:cs="Times New Roman"/>
-          <w:sz w:val="28"/>
-          <w:szCs w:val="28"/>
-        </w:rPr>
-        <w:t>VSCode</w:t>
-      </w:r>
-      <w:proofErr w:type="spellEnd"/>
-      <w:r>
-        <w:rPr>
-          <w:rFonts w:ascii="Times New Roman" w:hAnsi="Times New Roman" w:cs="Times New Roman"/>
-          <w:sz w:val="28"/>
-          <w:szCs w:val="28"/>
-        </w:rPr>
-        <w:t>, Postman,</w:t>
-      </w:r>
-      <w:r>
-        <w:rPr>
-          <w:rFonts w:ascii="Times New Roman" w:hAnsi="Times New Roman" w:cs="Times New Roman"/>
-          <w:sz w:val="28"/>
-          <w:szCs w:val="28"/>
-        </w:rPr>
-        <w:t xml:space="preserve"> </w:t>
-      </w:r>
-      <w:proofErr w:type="spellStart"/>
-      <w:r>
-        <w:rPr>
-          <w:rFonts w:ascii="Times New Roman" w:hAnsi="Times New Roman" w:cs="Times New Roman"/>
-          <w:sz w:val="28"/>
-          <w:szCs w:val="28"/>
-        </w:rPr>
-        <w:t>MySql</w:t>
-      </w:r>
-      <w:proofErr w:type="spellEnd"/>
-      <w:r>
-        <w:rPr>
-          <w:rFonts w:ascii="Times New Roman" w:hAnsi="Times New Roman" w:cs="Times New Roman"/>
-          <w:sz w:val="28"/>
-          <w:szCs w:val="28"/>
-        </w:rPr>
-        <w:t xml:space="preserve"> Workbench</w:t>
-      </w:r>
-      <w:r>
-        <w:rPr>
-          <w:rFonts w:ascii="Times New Roman" w:hAnsi="Times New Roman" w:cs="Times New Roman"/>
-          <w:sz w:val="28"/>
-          <w:szCs w:val="28"/>
-        </w:rPr>
-        <w:t xml:space="preserve"> </w:t>
-      </w:r>
-      <w:r>
-        <w:rPr>
-          <w:rFonts w:ascii="Times New Roman" w:hAnsi="Times New Roman" w:cs="Times New Roman"/>
-          <w:sz w:val="28"/>
-          <w:szCs w:val="28"/>
-        </w:rPr>
-        <w:t xml:space="preserve">Swagger, Sublime Text, </w:t>
-      </w:r>
-      <w:proofErr w:type="spellStart"/>
-      <w:r>
-        <w:rPr>
-          <w:rFonts w:ascii="Times New Roman" w:hAnsi="Times New Roman" w:cs="Times New Roman"/>
-          <w:sz w:val="28"/>
-          <w:szCs w:val="28"/>
-        </w:rPr>
-        <w:t>Heroku</w:t>
-      </w:r>
-      <w:proofErr w:type="spellEnd"/>
-      <w:r>
-        <w:rPr>
-          <w:rFonts w:ascii="Times New Roman" w:hAnsi="Times New Roman" w:cs="Times New Roman"/>
-          <w:sz w:val="28"/>
-          <w:szCs w:val="28"/>
-        </w:rPr>
-        <w:t xml:space="preserve">, </w:t>
-      </w:r>
-      <w:proofErr w:type="spellStart"/>
-      <w:r>
-        <w:rPr>
-          <w:rFonts w:ascii="Times New Roman" w:hAnsi="Times New Roman" w:cs="Times New Roman"/>
-          <w:sz w:val="28"/>
-          <w:szCs w:val="28"/>
-        </w:rPr>
-        <w:t>Netlify</w:t>
-      </w:r>
-      <w:proofErr w:type="spellEnd"/>
-      <w:r>
-        <w:rPr>
-          <w:rFonts w:ascii="Times New Roman" w:hAnsi="Times New Roman" w:cs="Times New Roman"/>
-          <w:sz w:val="28"/>
-          <w:szCs w:val="28"/>
-        </w:rPr>
-        <w:t>.</w:t>
+      <w:r>
+        <w:rPr>
+          <w:rFonts w:ascii="Times New Roman" w:hAnsi="Times New Roman" w:cs="Times New Roman"/>
+          <w:sz w:val="28"/>
+          <w:szCs w:val="28"/>
+        </w:rPr>
+        <w:t>Swagger, Sublime Text, Heroku, Netlify.</w:t>
       </w:r>
     </w:p>
     <w:p>
@@ -842,59 +728,21 @@
         </w:rPr>
         <w:t xml:space="preserve"> </w:t>
       </w:r>
-      <w:proofErr w:type="spellStart"/>
-      <w:proofErr w:type="gramStart"/>
-      <w:r>
-        <w:rPr>
-          <w:rFonts w:ascii="Times New Roman" w:hAnsi="Times New Roman" w:cs="Times New Roman"/>
-          <w:sz w:val="28"/>
-          <w:szCs w:val="28"/>
-        </w:rPr>
-        <w:t>Nodejs</w:t>
-      </w:r>
-      <w:proofErr w:type="spellEnd"/>
-      <w:r>
-        <w:rPr>
-          <w:rFonts w:ascii="Times New Roman" w:hAnsi="Times New Roman" w:cs="Times New Roman"/>
-          <w:sz w:val="28"/>
-          <w:szCs w:val="28"/>
-        </w:rPr>
-        <w:t>,</w:t>
-      </w:r>
-      <w:proofErr w:type="gramEnd"/>
-      <w:r>
-        <w:rPr>
-          <w:rFonts w:ascii="Times New Roman" w:hAnsi="Times New Roman" w:cs="Times New Roman"/>
-          <w:sz w:val="28"/>
-          <w:szCs w:val="28"/>
-        </w:rPr>
-        <w:t xml:space="preserve"> Express</w:t>
-      </w:r>
-      <w:r>
-        <w:rPr>
-          <w:rFonts w:ascii="Times New Roman" w:hAnsi="Times New Roman" w:cs="Times New Roman"/>
-          <w:sz w:val="28"/>
-          <w:szCs w:val="28"/>
-        </w:rPr>
-        <w:t xml:space="preserve">, mongoose, </w:t>
-      </w:r>
-      <w:proofErr w:type="spellStart"/>
-      <w:r>
-        <w:rPr>
-          <w:rFonts w:ascii="Times New Roman" w:hAnsi="Times New Roman" w:cs="Times New Roman"/>
-          <w:sz w:val="28"/>
-          <w:szCs w:val="28"/>
-        </w:rPr>
-        <w:t>sequelize</w:t>
-      </w:r>
-      <w:proofErr w:type="spellEnd"/>
-      <w:r>
-        <w:rPr>
-          <w:rFonts w:ascii="Times New Roman" w:hAnsi="Times New Roman" w:cs="Times New Roman"/>
-          <w:sz w:val="28"/>
-          <w:szCs w:val="28"/>
-        </w:rPr>
-        <w:t>,</w:t>
+      <w:r>
+        <w:rPr>
+          <w:rFonts w:ascii="Times New Roman" w:hAnsi="Times New Roman" w:cs="Times New Roman"/>
+          <w:sz w:val="28"/>
+          <w:szCs w:val="28"/>
+        </w:rPr>
+        <w:t>Nodejs, Express</w:t>
+      </w:r>
+      <w:r>
+        <w:rPr>
+          <w:rFonts w:ascii="Times New Roman" w:hAnsi="Times New Roman" w:cs="Times New Roman"/>
+          <w:sz w:val="28"/>
+          <w:szCs w:val="28"/>
+        </w:rPr>
+        <w:t>, mongoose, sequelize,</w:t>
       </w:r>
       <w:r>
         <w:rPr>
@@ -926,16 +774,7 @@
           <w:sz w:val="28"/>
           <w:szCs w:val="28"/>
         </w:rPr>
-        <w:t xml:space="preserve"> bootstrap, </w:t>
-      </w:r>
-      <w:proofErr w:type="spellStart"/>
-      <w:r>
-        <w:rPr>
-          <w:rFonts w:ascii="Times New Roman" w:hAnsi="Times New Roman" w:cs="Times New Roman"/>
-          <w:sz w:val="28"/>
-          <w:szCs w:val="28"/>
-        </w:rPr>
-        <w:t>React</w:t>
+        <w:t xml:space="preserve"> bootstrap, React</w:t>
       </w:r>
       <w:r>
         <w:rPr>
@@ -945,7 +784,6 @@
         </w:rPr>
         <w:t>js</w:t>
       </w:r>
-      <w:proofErr w:type="spellEnd"/>
       <w:r>
         <w:rPr>
           <w:rFonts w:ascii="Times New Roman" w:hAnsi="Times New Roman" w:cs="Times New Roman"/>
@@ -992,43 +830,15 @@
           <w:sz w:val="28"/>
           <w:szCs w:val="28"/>
         </w:rPr>
-        <w:t xml:space="preserve">, </w:t>
-      </w:r>
-      <w:proofErr w:type="spellStart"/>
-      <w:r>
-        <w:rPr>
-          <w:rFonts w:ascii="Times New Roman" w:hAnsi="Times New Roman" w:cs="Times New Roman"/>
-          <w:sz w:val="28"/>
-          <w:szCs w:val="28"/>
-        </w:rPr>
-        <w:t>MongoDB</w:t>
-      </w:r>
-      <w:proofErr w:type="spellEnd"/>
-      <w:r>
-        <w:rPr>
-          <w:rFonts w:ascii="Times New Roman" w:hAnsi="Times New Roman" w:cs="Times New Roman"/>
-          <w:sz w:val="28"/>
-          <w:szCs w:val="28"/>
-        </w:rPr>
-        <w:t xml:space="preserve">, </w:t>
-      </w:r>
-      <w:proofErr w:type="spellStart"/>
-      <w:r>
-        <w:rPr>
-          <w:rFonts w:ascii="Times New Roman" w:hAnsi="Times New Roman" w:cs="Times New Roman"/>
-          <w:sz w:val="28"/>
-          <w:szCs w:val="28"/>
-        </w:rPr>
-        <w:t>Firestore</w:t>
-      </w:r>
-      <w:proofErr w:type="spellEnd"/>
-      <w:r>
-        <w:rPr>
-          <w:rFonts w:ascii="Times New Roman" w:hAnsi="Times New Roman" w:cs="Times New Roman"/>
-          <w:sz w:val="28"/>
-          <w:szCs w:val="28"/>
-        </w:rPr>
-        <w:t>.</w:t>
+        <w:t>, MongoDB</w:t>
+      </w:r>
+      <w:r>
+        <w:rPr>
+          <w:rFonts w:ascii="Times New Roman" w:hAnsi="Times New Roman" w:cs="Times New Roman"/>
+          <w:sz w:val="28"/>
+          <w:szCs w:val="28"/>
+        </w:rPr>
+        <w:t>, Firestore.</w:t>
       </w:r>
     </w:p>
     <w:p>
@@ -1068,43 +878,15 @@
           <w:sz w:val="28"/>
           <w:szCs w:val="28"/>
         </w:rPr>
-        <w:t xml:space="preserve">Adobe </w:t>
-      </w:r>
-      <w:proofErr w:type="spellStart"/>
-      <w:r>
-        <w:rPr>
-          <w:rFonts w:ascii="Times New Roman" w:hAnsi="Times New Roman" w:cs="Times New Roman"/>
-          <w:sz w:val="28"/>
-          <w:szCs w:val="28"/>
-        </w:rPr>
-        <w:t>PhotoShop</w:t>
-      </w:r>
-      <w:proofErr w:type="spellEnd"/>
-      <w:r>
-        <w:rPr>
-          <w:rFonts w:ascii="Times New Roman" w:hAnsi="Times New Roman" w:cs="Times New Roman"/>
-          <w:sz w:val="28"/>
-          <w:szCs w:val="28"/>
-        </w:rPr>
-        <w:t xml:space="preserve">, </w:t>
-      </w:r>
-      <w:proofErr w:type="spellStart"/>
-      <w:r>
-        <w:rPr>
-          <w:rFonts w:ascii="Times New Roman" w:hAnsi="Times New Roman" w:cs="Times New Roman"/>
-          <w:sz w:val="28"/>
-          <w:szCs w:val="28"/>
-        </w:rPr>
-        <w:t>Figma</w:t>
-      </w:r>
-      <w:proofErr w:type="spellEnd"/>
-      <w:r>
-        <w:rPr>
-          <w:rFonts w:ascii="Times New Roman" w:hAnsi="Times New Roman" w:cs="Times New Roman"/>
-          <w:sz w:val="28"/>
-          <w:szCs w:val="28"/>
-        </w:rPr>
-        <w:t>, Microsoft Excel, SPSS.</w:t>
+        <w:t>Adobe PhotoShop</w:t>
+      </w:r>
+      <w:r>
+        <w:rPr>
+          <w:rFonts w:ascii="Times New Roman" w:hAnsi="Times New Roman" w:cs="Times New Roman"/>
+          <w:sz w:val="28"/>
+          <w:szCs w:val="28"/>
+        </w:rPr>
+        <w:t>, Figma, Microsoft Excel, SPSS.</w:t>
       </w:r>
     </w:p>
     <w:p>
@@ -1342,7 +1124,6 @@
           <w:szCs w:val="28"/>
         </w:rPr>
       </w:pPr>
-      <w:proofErr w:type="spellStart"/>
       <w:r>
         <w:rPr>
           <w:rFonts w:ascii="Times New Roman" w:hAnsi="Times New Roman" w:cs="Times New Roman"/>
@@ -1351,32 +1132,13 @@
         </w:rPr>
         <w:t>Fullstack</w:t>
       </w:r>
-      <w:proofErr w:type="spellEnd"/>
-      <w:r>
-        <w:rPr>
-          <w:rFonts w:ascii="Times New Roman" w:hAnsi="Times New Roman" w:cs="Times New Roman"/>
-          <w:sz w:val="28"/>
-          <w:szCs w:val="28"/>
-        </w:rPr>
-        <w:t xml:space="preserve"> developer, </w:t>
-      </w:r>
-      <w:proofErr w:type="spellStart"/>
-      <w:r>
-        <w:rPr>
-          <w:rFonts w:ascii="Times New Roman" w:hAnsi="Times New Roman" w:cs="Times New Roman"/>
-          <w:sz w:val="28"/>
-          <w:szCs w:val="28"/>
-        </w:rPr>
-        <w:t>MiddleTrust</w:t>
-      </w:r>
-      <w:proofErr w:type="spellEnd"/>
-      <w:r>
-        <w:rPr>
-          <w:rFonts w:ascii="Times New Roman" w:hAnsi="Times New Roman" w:cs="Times New Roman"/>
-          <w:sz w:val="28"/>
-          <w:szCs w:val="28"/>
-        </w:rPr>
-        <w:t xml:space="preserve"> PLC, January, 2019 till date.</w:t>
+      <w:r>
+        <w:rPr>
+          <w:rFonts w:ascii="Times New Roman" w:hAnsi="Times New Roman" w:cs="Times New Roman"/>
+          <w:sz w:val="28"/>
+          <w:szCs w:val="28"/>
+        </w:rPr>
+        <w:t xml:space="preserve"> developer, MiddleTrust PLC, January, 2019 till date.</w:t>
       </w:r>
     </w:p>
     <w:p>
@@ -1414,18 +1176,8 @@
           <w:sz w:val="28"/>
           <w:szCs w:val="28"/>
         </w:rPr>
-        <w:t xml:space="preserve">e </w:t>
-      </w:r>
-      <w:proofErr w:type="spellStart"/>
-      <w:r>
-        <w:rPr>
-          <w:rFonts w:ascii="Times New Roman" w:hAnsi="Times New Roman" w:cs="Times New Roman"/>
-          <w:sz w:val="28"/>
-          <w:szCs w:val="28"/>
-        </w:rPr>
-        <w:t>tranzact</w:t>
-      </w:r>
-      <w:proofErr w:type="spellEnd"/>
+        <w:t>e tranzact</w:t>
+      </w:r>
       <w:r>
         <w:rPr>
           <w:rFonts w:ascii="Times New Roman" w:hAnsi="Times New Roman" w:cs="Times New Roman"/>
@@ -1513,23 +1265,13 @@
           <w:szCs w:val="28"/>
         </w:rPr>
       </w:pPr>
-      <w:proofErr w:type="spellStart"/>
-      <w:r>
-        <w:rPr>
-          <w:rFonts w:ascii="Times New Roman" w:hAnsi="Times New Roman" w:cs="Times New Roman"/>
-          <w:sz w:val="28"/>
-          <w:szCs w:val="28"/>
-        </w:rPr>
-        <w:t>SearchHos</w:t>
-      </w:r>
-      <w:proofErr w:type="spellEnd"/>
-      <w:r>
-        <w:rPr>
-          <w:rFonts w:ascii="Times New Roman" w:hAnsi="Times New Roman" w:cs="Times New Roman"/>
-          <w:sz w:val="28"/>
-          <w:szCs w:val="28"/>
-        </w:rPr>
-        <w:t xml:space="preserve"> App</w:t>
+      <w:r>
+        <w:rPr>
+          <w:rFonts w:ascii="Times New Roman" w:hAnsi="Times New Roman" w:cs="Times New Roman"/>
+          <w:sz w:val="28"/>
+          <w:szCs w:val="28"/>
+        </w:rPr>
+        <w:t>SearchHos App</w:t>
       </w:r>
     </w:p>
     <w:p>
@@ -1551,16 +1293,7 @@
           <w:sz w:val="28"/>
           <w:szCs w:val="28"/>
         </w:rPr>
-        <w:t xml:space="preserve">Project </w:t>
-      </w:r>
-      <w:proofErr w:type="spellStart"/>
-      <w:r>
-        <w:rPr>
-          <w:rFonts w:ascii="Times New Roman" w:hAnsi="Times New Roman" w:cs="Times New Roman"/>
-          <w:sz w:val="28"/>
-          <w:szCs w:val="28"/>
-        </w:rPr>
-        <w:t>Telepot</w:t>
+        <w:t>Project Telepot</w:t>
       </w:r>
       <w:r>
         <w:rPr>
@@ -1570,7 +1303,6 @@
         </w:rPr>
         <w:t>a</w:t>
       </w:r>
-      <w:proofErr w:type="spellEnd"/>
     </w:p>
     <w:p>
       <w:pPr>
@@ -1635,7 +1367,6 @@
           <w:szCs w:val="28"/>
         </w:rPr>
       </w:pPr>
-      <w:proofErr w:type="spellStart"/>
       <w:r>
         <w:rPr>
           <w:rFonts w:ascii="Times New Roman" w:hAnsi="Times New Roman" w:cs="Times New Roman"/>
@@ -1658,16 +1389,7 @@
           <w:sz w:val="28"/>
           <w:szCs w:val="28"/>
         </w:rPr>
-        <w:t>Sc</w:t>
-      </w:r>
-      <w:proofErr w:type="spellEnd"/>
-      <w:r>
-        <w:rPr>
-          <w:rFonts w:ascii="Times New Roman" w:hAnsi="Times New Roman" w:cs="Times New Roman"/>
-          <w:sz w:val="28"/>
-          <w:szCs w:val="28"/>
-        </w:rPr>
-        <w:t>, Biochemistry,</w:t>
+        <w:t>Sc, Biochemistry,</w:t>
       </w:r>
       <w:r>
         <w:rPr>
@@ -1726,23 +1448,13 @@
           <w:szCs w:val="28"/>
         </w:rPr>
       </w:pPr>
-      <w:proofErr w:type="spellStart"/>
-      <w:r>
-        <w:rPr>
-          <w:rFonts w:ascii="Times New Roman" w:hAnsi="Times New Roman" w:cs="Times New Roman"/>
-          <w:sz w:val="28"/>
-          <w:szCs w:val="28"/>
-        </w:rPr>
-        <w:t>Nodejs</w:t>
-      </w:r>
-      <w:proofErr w:type="spellEnd"/>
-      <w:r>
-        <w:rPr>
-          <w:rFonts w:ascii="Times New Roman" w:hAnsi="Times New Roman" w:cs="Times New Roman"/>
-          <w:sz w:val="28"/>
-          <w:szCs w:val="28"/>
-        </w:rPr>
-        <w:t xml:space="preserve"> Training</w:t>
+      <w:r>
+        <w:rPr>
+          <w:rFonts w:ascii="Times New Roman" w:hAnsi="Times New Roman" w:cs="Times New Roman"/>
+          <w:sz w:val="28"/>
+          <w:szCs w:val="28"/>
+        </w:rPr>
+        <w:t>Nodejs Training</w:t>
       </w:r>
       <w:r>
         <w:rPr>
@@ -1760,23 +1472,13 @@
         </w:rPr>
         <w:t xml:space="preserve">, </w:t>
       </w:r>
-      <w:proofErr w:type="spellStart"/>
-      <w:r>
-        <w:rPr>
-          <w:rFonts w:ascii="Times New Roman" w:hAnsi="Times New Roman" w:cs="Times New Roman"/>
-          <w:sz w:val="28"/>
-          <w:szCs w:val="28"/>
-        </w:rPr>
-        <w:t>Wejapa</w:t>
-      </w:r>
-      <w:proofErr w:type="spellEnd"/>
-      <w:r>
-        <w:rPr>
-          <w:rFonts w:ascii="Times New Roman" w:hAnsi="Times New Roman" w:cs="Times New Roman"/>
-          <w:sz w:val="28"/>
-          <w:szCs w:val="28"/>
-        </w:rPr>
-        <w:t xml:space="preserve"> </w:t>
+      <w:r>
+        <w:rPr>
+          <w:rFonts w:ascii="Times New Roman" w:hAnsi="Times New Roman" w:cs="Times New Roman"/>
+          <w:sz w:val="28"/>
+          <w:szCs w:val="28"/>
+        </w:rPr>
+        <w:t xml:space="preserve">Wejapa </w:t>
       </w:r>
       <w:r>
         <w:rPr>

--- a/Ochonogor_Chibeze_d.docx
+++ b/Ochonogor_Chibeze_d.docx
@@ -1,6 +1,6 @@
 
 <file path=word/document.xml><?xml version="1.0" encoding="utf-8"?>
-<w:document xmlns:wpc="http://schemas.microsoft.com/office/word/2010/wordprocessingCanvas" xmlns:mc="http://schemas.openxmlformats.org/markup-compatibility/2006" xmlns:o="urn:schemas-microsoft-com:office:office" xmlns:r="http://schemas.openxmlformats.org/officeDocument/2006/relationships" xmlns:m="http://schemas.openxmlformats.org/officeDocument/2006/math" xmlns:v="urn:schemas-microsoft-com:vml" xmlns:wp14="http://schemas.microsoft.com/office/word/2010/wordprocessingDrawing" xmlns:wp="http://schemas.openxmlformats.org/drawingml/2006/wordprocessingDrawing" xmlns:w10="urn:schemas-microsoft-com:office:word" xmlns:w="http://schemas.openxmlformats.org/wordprocessingml/2006/main" xmlns:w14="http://schemas.microsoft.com/office/word/2010/wordml" xmlns:wpg="http://schemas.microsoft.com/office/word/2010/wordprocessingGroup" xmlns:wpi="http://schemas.microsoft.com/office/word/2010/wordprocessingInk" xmlns:wne="http://schemas.microsoft.com/office/word/2006/wordml" xmlns:wps="http://schemas.microsoft.com/office/word/2010/wordprocessingShape" mc:Ignorable="w14 wp14">
+<w:document xmlns:wpc="http://schemas.microsoft.com/office/word/2010/wordprocessingCanvas" xmlns:cx="http://schemas.microsoft.com/office/drawing/2014/chartex" xmlns:mc="http://schemas.openxmlformats.org/markup-compatibility/2006" xmlns:o="urn:schemas-microsoft-com:office:office" xmlns:r="http://schemas.openxmlformats.org/officeDocument/2006/relationships" xmlns:m="http://schemas.openxmlformats.org/officeDocument/2006/math" xmlns:v="urn:schemas-microsoft-com:vml" xmlns:wp14="http://schemas.microsoft.com/office/word/2010/wordprocessingDrawing" xmlns:wp="http://schemas.openxmlformats.org/drawingml/2006/wordprocessingDrawing" xmlns:w10="urn:schemas-microsoft-com:office:word" xmlns:w="http://schemas.openxmlformats.org/wordprocessingml/2006/main" xmlns:w14="http://schemas.microsoft.com/office/word/2010/wordml" xmlns:w15="http://schemas.microsoft.com/office/word/2012/wordml" xmlns:w16se="http://schemas.microsoft.com/office/word/2015/wordml/symex" xmlns:wpg="http://schemas.microsoft.com/office/word/2010/wordprocessingGroup" xmlns:wpi="http://schemas.microsoft.com/office/word/2010/wordprocessingInk" xmlns:wne="http://schemas.microsoft.com/office/word/2006/wordml" xmlns:wps="http://schemas.microsoft.com/office/word/2010/wordprocessingShape" mc:Ignorable="w14 w15 w16se wp14">
   <w:body>
     <w:p>
       <w:pPr>
@@ -95,7 +95,25 @@
           <w:sz w:val="28"/>
           <w:szCs w:val="28"/>
         </w:rPr>
-        <w:t xml:space="preserve"> Iba.</w:t>
+        <w:t xml:space="preserve"> </w:t>
+      </w:r>
+      <w:proofErr w:type="spellStart"/>
+      <w:r>
+        <w:rPr>
+          <w:rFonts w:ascii="Times New Roman" w:hAnsi="Times New Roman" w:cs="Times New Roman"/>
+          <w:sz w:val="28"/>
+          <w:szCs w:val="28"/>
+        </w:rPr>
+        <w:t>Iba</w:t>
+      </w:r>
+      <w:proofErr w:type="spellEnd"/>
+      <w:r>
+        <w:rPr>
+          <w:rFonts w:ascii="Times New Roman" w:hAnsi="Times New Roman" w:cs="Times New Roman"/>
+          <w:sz w:val="28"/>
+          <w:szCs w:val="28"/>
+        </w:rPr>
+        <w:t>.</w:t>
       </w:r>
       <w:r>
         <w:rPr>
@@ -131,8 +149,6 @@
         </w:rPr>
         <w:t>http</w:t>
       </w:r>
-      <w:bookmarkStart w:id="0" w:name="_GoBack"/>
-      <w:bookmarkEnd w:id="0"/>
       <w:r>
         <w:rPr>
           <w:rFonts w:ascii="Times New Roman" w:hAnsi="Times New Roman" w:cs="Times New Roman"/>
@@ -167,7 +183,7 @@
           <w:szCs w:val="28"/>
         </w:rPr>
       </w:pPr>
-      <w:hyperlink r:id="rId6" w:history="1">
+      <w:hyperlink r:id="rId5" w:history="1">
         <w:r>
           <w:rPr>
             <w:rStyle w:val="Hyperlink"/>
@@ -278,7 +294,25 @@
           <w:sz w:val="28"/>
           <w:szCs w:val="28"/>
         </w:rPr>
-        <w:t>To make a name for myself in every establishment i work, giving my best while bringing out the best of idea</w:t>
+        <w:t xml:space="preserve">To make a name for </w:t>
+      </w:r>
+      <w:r>
+        <w:rPr>
+          <w:rFonts w:ascii="Times New Roman" w:hAnsi="Times New Roman" w:cs="Times New Roman"/>
+          <w:sz w:val="28"/>
+          <w:szCs w:val="28"/>
+        </w:rPr>
+        <w:t xml:space="preserve">myself in every establishment I </w:t>
+      </w:r>
+      <w:bookmarkStart w:id="0" w:name="_GoBack"/>
+      <w:bookmarkEnd w:id="0"/>
+      <w:r>
+        <w:rPr>
+          <w:rFonts w:ascii="Times New Roman" w:hAnsi="Times New Roman" w:cs="Times New Roman"/>
+          <w:sz w:val="28"/>
+          <w:szCs w:val="28"/>
+        </w:rPr>
+        <w:t>work, giving my best while bringing out the best of idea</w:t>
       </w:r>
       <w:r>
         <w:rPr>
@@ -558,7 +592,25 @@
           <w:sz w:val="28"/>
           <w:szCs w:val="28"/>
         </w:rPr>
-        <w:t xml:space="preserve">, GIT, codepen, </w:t>
+        <w:t xml:space="preserve">, GIT, </w:t>
+      </w:r>
+      <w:proofErr w:type="spellStart"/>
+      <w:r>
+        <w:rPr>
+          <w:rFonts w:ascii="Times New Roman" w:hAnsi="Times New Roman" w:cs="Times New Roman"/>
+          <w:sz w:val="28"/>
+          <w:szCs w:val="28"/>
+        </w:rPr>
+        <w:t>codepen</w:t>
+      </w:r>
+      <w:proofErr w:type="spellEnd"/>
+      <w:r>
+        <w:rPr>
+          <w:rFonts w:ascii="Times New Roman" w:hAnsi="Times New Roman" w:cs="Times New Roman"/>
+          <w:sz w:val="28"/>
+          <w:szCs w:val="28"/>
+        </w:rPr>
+        <w:t xml:space="preserve">, </w:t>
       </w:r>
       <w:r>
         <w:rPr>
@@ -622,31 +674,103 @@
           <w:sz w:val="28"/>
           <w:szCs w:val="28"/>
         </w:rPr>
-        <w:t xml:space="preserve"> VSCode, Postman,</w:t>
-      </w:r>
-      <w:r>
-        <w:rPr>
-          <w:rFonts w:ascii="Times New Roman" w:hAnsi="Times New Roman" w:cs="Times New Roman"/>
-          <w:sz w:val="28"/>
-          <w:szCs w:val="28"/>
-        </w:rPr>
-        <w:t xml:space="preserve"> MySql Workbench</w:t>
-      </w:r>
-      <w:r>
-        <w:rPr>
-          <w:rFonts w:ascii="Times New Roman" w:hAnsi="Times New Roman" w:cs="Times New Roman"/>
-          <w:sz w:val="28"/>
-          <w:szCs w:val="28"/>
-        </w:rPr>
         <w:t xml:space="preserve"> </w:t>
       </w:r>
-      <w:r>
-        <w:rPr>
-          <w:rFonts w:ascii="Times New Roman" w:hAnsi="Times New Roman" w:cs="Times New Roman"/>
-          <w:sz w:val="28"/>
-          <w:szCs w:val="28"/>
-        </w:rPr>
-        <w:t>Swagger, Sublime Text, Heroku, Netlify.</w:t>
+      <w:proofErr w:type="spellStart"/>
+      <w:r>
+        <w:rPr>
+          <w:rFonts w:ascii="Times New Roman" w:hAnsi="Times New Roman" w:cs="Times New Roman"/>
+          <w:sz w:val="28"/>
+          <w:szCs w:val="28"/>
+        </w:rPr>
+        <w:t>VSCode</w:t>
+      </w:r>
+      <w:proofErr w:type="spellEnd"/>
+      <w:r>
+        <w:rPr>
+          <w:rFonts w:ascii="Times New Roman" w:hAnsi="Times New Roman" w:cs="Times New Roman"/>
+          <w:sz w:val="28"/>
+          <w:szCs w:val="28"/>
+        </w:rPr>
+        <w:t>, Postman,</w:t>
+      </w:r>
+      <w:r>
+        <w:rPr>
+          <w:rFonts w:ascii="Times New Roman" w:hAnsi="Times New Roman" w:cs="Times New Roman"/>
+          <w:sz w:val="28"/>
+          <w:szCs w:val="28"/>
+        </w:rPr>
+        <w:t xml:space="preserve"> </w:t>
+      </w:r>
+      <w:proofErr w:type="spellStart"/>
+      <w:r>
+        <w:rPr>
+          <w:rFonts w:ascii="Times New Roman" w:hAnsi="Times New Roman" w:cs="Times New Roman"/>
+          <w:sz w:val="28"/>
+          <w:szCs w:val="28"/>
+        </w:rPr>
+        <w:t>MySql</w:t>
+      </w:r>
+      <w:proofErr w:type="spellEnd"/>
+      <w:r>
+        <w:rPr>
+          <w:rFonts w:ascii="Times New Roman" w:hAnsi="Times New Roman" w:cs="Times New Roman"/>
+          <w:sz w:val="28"/>
+          <w:szCs w:val="28"/>
+        </w:rPr>
+        <w:t xml:space="preserve"> Workbench</w:t>
+      </w:r>
+      <w:r>
+        <w:rPr>
+          <w:rFonts w:ascii="Times New Roman" w:hAnsi="Times New Roman" w:cs="Times New Roman"/>
+          <w:sz w:val="28"/>
+          <w:szCs w:val="28"/>
+        </w:rPr>
+        <w:t xml:space="preserve"> </w:t>
+      </w:r>
+      <w:r>
+        <w:rPr>
+          <w:rFonts w:ascii="Times New Roman" w:hAnsi="Times New Roman" w:cs="Times New Roman"/>
+          <w:sz w:val="28"/>
+          <w:szCs w:val="28"/>
+        </w:rPr>
+        <w:t xml:space="preserve">Swagger, Sublime Text, </w:t>
+      </w:r>
+      <w:proofErr w:type="spellStart"/>
+      <w:r>
+        <w:rPr>
+          <w:rFonts w:ascii="Times New Roman" w:hAnsi="Times New Roman" w:cs="Times New Roman"/>
+          <w:sz w:val="28"/>
+          <w:szCs w:val="28"/>
+        </w:rPr>
+        <w:t>Heroku</w:t>
+      </w:r>
+      <w:proofErr w:type="spellEnd"/>
+      <w:r>
+        <w:rPr>
+          <w:rFonts w:ascii="Times New Roman" w:hAnsi="Times New Roman" w:cs="Times New Roman"/>
+          <w:sz w:val="28"/>
+          <w:szCs w:val="28"/>
+        </w:rPr>
+        <w:t xml:space="preserve">, </w:t>
+      </w:r>
+      <w:proofErr w:type="spellStart"/>
+      <w:r>
+        <w:rPr>
+          <w:rFonts w:ascii="Times New Roman" w:hAnsi="Times New Roman" w:cs="Times New Roman"/>
+          <w:sz w:val="28"/>
+          <w:szCs w:val="28"/>
+        </w:rPr>
+        <w:t>Netlify</w:t>
+      </w:r>
+      <w:proofErr w:type="spellEnd"/>
+      <w:r>
+        <w:rPr>
+          <w:rFonts w:ascii="Times New Roman" w:hAnsi="Times New Roman" w:cs="Times New Roman"/>
+          <w:sz w:val="28"/>
+          <w:szCs w:val="28"/>
+        </w:rPr>
+        <w:t>.</w:t>
       </w:r>
     </w:p>
     <w:p>
@@ -728,21 +852,49 @@
         </w:rPr>
         <w:t xml:space="preserve"> </w:t>
       </w:r>
-      <w:r>
-        <w:rPr>
-          <w:rFonts w:ascii="Times New Roman" w:hAnsi="Times New Roman" w:cs="Times New Roman"/>
-          <w:sz w:val="28"/>
-          <w:szCs w:val="28"/>
-        </w:rPr>
-        <w:t>Nodejs, Express</w:t>
-      </w:r>
-      <w:r>
-        <w:rPr>
-          <w:rFonts w:ascii="Times New Roman" w:hAnsi="Times New Roman" w:cs="Times New Roman"/>
-          <w:sz w:val="28"/>
-          <w:szCs w:val="28"/>
-        </w:rPr>
-        <w:t>, mongoose, sequelize,</w:t>
+      <w:proofErr w:type="spellStart"/>
+      <w:r>
+        <w:rPr>
+          <w:rFonts w:ascii="Times New Roman" w:hAnsi="Times New Roman" w:cs="Times New Roman"/>
+          <w:sz w:val="28"/>
+          <w:szCs w:val="28"/>
+        </w:rPr>
+        <w:t>Nodejs</w:t>
+      </w:r>
+      <w:proofErr w:type="spellEnd"/>
+      <w:r>
+        <w:rPr>
+          <w:rFonts w:ascii="Times New Roman" w:hAnsi="Times New Roman" w:cs="Times New Roman"/>
+          <w:sz w:val="28"/>
+          <w:szCs w:val="28"/>
+        </w:rPr>
+        <w:t>, Express</w:t>
+      </w:r>
+      <w:r>
+        <w:rPr>
+          <w:rFonts w:ascii="Times New Roman" w:hAnsi="Times New Roman" w:cs="Times New Roman"/>
+          <w:sz w:val="28"/>
+          <w:szCs w:val="28"/>
+        </w:rPr>
+        <w:t xml:space="preserve">, mongoose, </w:t>
+      </w:r>
+      <w:proofErr w:type="spellStart"/>
+      <w:r>
+        <w:rPr>
+          <w:rFonts w:ascii="Times New Roman" w:hAnsi="Times New Roman" w:cs="Times New Roman"/>
+          <w:sz w:val="28"/>
+          <w:szCs w:val="28"/>
+        </w:rPr>
+        <w:t>sequelize</w:t>
+      </w:r>
+      <w:proofErr w:type="spellEnd"/>
+      <w:r>
+        <w:rPr>
+          <w:rFonts w:ascii="Times New Roman" w:hAnsi="Times New Roman" w:cs="Times New Roman"/>
+          <w:sz w:val="28"/>
+          <w:szCs w:val="28"/>
+        </w:rPr>
+        <w:t>,</w:t>
       </w:r>
       <w:r>
         <w:rPr>
@@ -774,7 +926,16 @@
           <w:sz w:val="28"/>
           <w:szCs w:val="28"/>
         </w:rPr>
-        <w:t xml:space="preserve"> bootstrap, React</w:t>
+        <w:t xml:space="preserve"> bootstrap, </w:t>
+      </w:r>
+      <w:proofErr w:type="spellStart"/>
+      <w:r>
+        <w:rPr>
+          <w:rFonts w:ascii="Times New Roman" w:hAnsi="Times New Roman" w:cs="Times New Roman"/>
+          <w:sz w:val="28"/>
+          <w:szCs w:val="28"/>
+        </w:rPr>
+        <w:t>React</w:t>
       </w:r>
       <w:r>
         <w:rPr>
@@ -784,6 +945,7 @@
         </w:rPr>
         <w:t>js</w:t>
       </w:r>
+      <w:proofErr w:type="spellEnd"/>
       <w:r>
         <w:rPr>
           <w:rFonts w:ascii="Times New Roman" w:hAnsi="Times New Roman" w:cs="Times New Roman"/>
@@ -838,7 +1000,25 @@
           <w:sz w:val="28"/>
           <w:szCs w:val="28"/>
         </w:rPr>
-        <w:t>, Firestore.</w:t>
+        <w:t xml:space="preserve">, </w:t>
+      </w:r>
+      <w:proofErr w:type="spellStart"/>
+      <w:r>
+        <w:rPr>
+          <w:rFonts w:ascii="Times New Roman" w:hAnsi="Times New Roman" w:cs="Times New Roman"/>
+          <w:sz w:val="28"/>
+          <w:szCs w:val="28"/>
+        </w:rPr>
+        <w:t>Firestore</w:t>
+      </w:r>
+      <w:proofErr w:type="spellEnd"/>
+      <w:r>
+        <w:rPr>
+          <w:rFonts w:ascii="Times New Roman" w:hAnsi="Times New Roman" w:cs="Times New Roman"/>
+          <w:sz w:val="28"/>
+          <w:szCs w:val="28"/>
+        </w:rPr>
+        <w:t>.</w:t>
       </w:r>
     </w:p>
     <w:p>
@@ -878,15 +1058,43 @@
           <w:sz w:val="28"/>
           <w:szCs w:val="28"/>
         </w:rPr>
-        <w:t>Adobe PhotoShop</w:t>
-      </w:r>
-      <w:r>
-        <w:rPr>
-          <w:rFonts w:ascii="Times New Roman" w:hAnsi="Times New Roman" w:cs="Times New Roman"/>
-          <w:sz w:val="28"/>
-          <w:szCs w:val="28"/>
-        </w:rPr>
-        <w:t>, Figma, Microsoft Excel, SPSS.</w:t>
+        <w:t xml:space="preserve">Adobe </w:t>
+      </w:r>
+      <w:proofErr w:type="spellStart"/>
+      <w:r>
+        <w:rPr>
+          <w:rFonts w:ascii="Times New Roman" w:hAnsi="Times New Roman" w:cs="Times New Roman"/>
+          <w:sz w:val="28"/>
+          <w:szCs w:val="28"/>
+        </w:rPr>
+        <w:t>PhotoShop</w:t>
+      </w:r>
+      <w:proofErr w:type="spellEnd"/>
+      <w:r>
+        <w:rPr>
+          <w:rFonts w:ascii="Times New Roman" w:hAnsi="Times New Roman" w:cs="Times New Roman"/>
+          <w:sz w:val="28"/>
+          <w:szCs w:val="28"/>
+        </w:rPr>
+        <w:t xml:space="preserve">, </w:t>
+      </w:r>
+      <w:proofErr w:type="spellStart"/>
+      <w:r>
+        <w:rPr>
+          <w:rFonts w:ascii="Times New Roman" w:hAnsi="Times New Roman" w:cs="Times New Roman"/>
+          <w:sz w:val="28"/>
+          <w:szCs w:val="28"/>
+        </w:rPr>
+        <w:t>Figma</w:t>
+      </w:r>
+      <w:proofErr w:type="spellEnd"/>
+      <w:r>
+        <w:rPr>
+          <w:rFonts w:ascii="Times New Roman" w:hAnsi="Times New Roman" w:cs="Times New Roman"/>
+          <w:sz w:val="28"/>
+          <w:szCs w:val="28"/>
+        </w:rPr>
+        <w:t>, Microsoft Excel, SPSS.</w:t>
       </w:r>
     </w:p>
     <w:p>
@@ -1124,6 +1332,7 @@
           <w:szCs w:val="28"/>
         </w:rPr>
       </w:pPr>
+      <w:proofErr w:type="spellStart"/>
       <w:r>
         <w:rPr>
           <w:rFonts w:ascii="Times New Roman" w:hAnsi="Times New Roman" w:cs="Times New Roman"/>
@@ -1132,13 +1341,48 @@
         </w:rPr>
         <w:t>Fullstack</w:t>
       </w:r>
-      <w:r>
-        <w:rPr>
-          <w:rFonts w:ascii="Times New Roman" w:hAnsi="Times New Roman" w:cs="Times New Roman"/>
-          <w:sz w:val="28"/>
-          <w:szCs w:val="28"/>
-        </w:rPr>
-        <w:t xml:space="preserve"> developer, MiddleTrust PLC, January, 2019 till date.</w:t>
+      <w:proofErr w:type="spellEnd"/>
+      <w:r>
+        <w:rPr>
+          <w:rFonts w:ascii="Times New Roman" w:hAnsi="Times New Roman" w:cs="Times New Roman"/>
+          <w:sz w:val="28"/>
+          <w:szCs w:val="28"/>
+        </w:rPr>
+        <w:t xml:space="preserve"> developer</w:t>
+      </w:r>
+      <w:r>
+        <w:rPr>
+          <w:rFonts w:ascii="Times New Roman" w:hAnsi="Times New Roman" w:cs="Times New Roman"/>
+          <w:sz w:val="28"/>
+          <w:szCs w:val="28"/>
+        </w:rPr>
+        <w:t xml:space="preserve">, </w:t>
+      </w:r>
+      <w:proofErr w:type="spellStart"/>
+      <w:r>
+        <w:rPr>
+          <w:rFonts w:ascii="Times New Roman" w:hAnsi="Times New Roman" w:cs="Times New Roman"/>
+          <w:sz w:val="28"/>
+          <w:szCs w:val="28"/>
+        </w:rPr>
+        <w:t>MiddleTrust</w:t>
+      </w:r>
+      <w:proofErr w:type="spellEnd"/>
+      <w:r>
+        <w:rPr>
+          <w:rFonts w:ascii="Times New Roman" w:hAnsi="Times New Roman" w:cs="Times New Roman"/>
+          <w:sz w:val="28"/>
+          <w:szCs w:val="28"/>
+        </w:rPr>
+        <w:t xml:space="preserve"> PLC, June, 2018 – January 2021</w:t>
+      </w:r>
+      <w:r>
+        <w:rPr>
+          <w:rFonts w:ascii="Times New Roman" w:hAnsi="Times New Roman" w:cs="Times New Roman"/>
+          <w:sz w:val="28"/>
+          <w:szCs w:val="28"/>
+        </w:rPr>
+        <w:t>.</w:t>
       </w:r>
     </w:p>
     <w:p>
@@ -1160,71 +1404,7 @@
           <w:sz w:val="28"/>
           <w:szCs w:val="28"/>
         </w:rPr>
-        <w:t>Frontend</w:t>
-      </w:r>
-      <w:r>
-        <w:rPr>
-          <w:rFonts w:ascii="Times New Roman" w:hAnsi="Times New Roman" w:cs="Times New Roman"/>
-          <w:sz w:val="28"/>
-          <w:szCs w:val="28"/>
-        </w:rPr>
-        <w:t xml:space="preserve"> developer, </w:t>
-      </w:r>
-      <w:r>
-        <w:rPr>
-          <w:rFonts w:ascii="Times New Roman" w:hAnsi="Times New Roman" w:cs="Times New Roman"/>
-          <w:sz w:val="28"/>
-          <w:szCs w:val="28"/>
-        </w:rPr>
-        <w:t>e tranzact</w:t>
-      </w:r>
-      <w:r>
-        <w:rPr>
-          <w:rFonts w:ascii="Times New Roman" w:hAnsi="Times New Roman" w:cs="Times New Roman"/>
-          <w:sz w:val="28"/>
-          <w:szCs w:val="28"/>
-        </w:rPr>
-        <w:t>,</w:t>
-      </w:r>
-      <w:r>
-        <w:rPr>
-          <w:rFonts w:ascii="Times New Roman" w:hAnsi="Times New Roman" w:cs="Times New Roman"/>
-          <w:sz w:val="28"/>
-          <w:szCs w:val="28"/>
-        </w:rPr>
-        <w:t xml:space="preserve"> Victoria Island, Lagos</w:t>
-      </w:r>
-      <w:r>
-        <w:rPr>
-          <w:rFonts w:ascii="Times New Roman" w:hAnsi="Times New Roman" w:cs="Times New Roman"/>
-          <w:sz w:val="28"/>
-          <w:szCs w:val="28"/>
-        </w:rPr>
-        <w:t xml:space="preserve"> </w:t>
-      </w:r>
-      <w:r>
-        <w:rPr>
-          <w:rFonts w:ascii="Times New Roman" w:hAnsi="Times New Roman" w:cs="Times New Roman"/>
-          <w:sz w:val="28"/>
-          <w:szCs w:val="28"/>
-        </w:rPr>
-        <w:t>June</w:t>
-      </w:r>
-      <w:r>
-        <w:rPr>
-          <w:rFonts w:ascii="Times New Roman" w:hAnsi="Times New Roman" w:cs="Times New Roman"/>
-          <w:sz w:val="28"/>
-          <w:szCs w:val="28"/>
-        </w:rPr>
-        <w:t xml:space="preserve">, </w:t>
-      </w:r>
-      <w:r>
-        <w:rPr>
-          <w:rFonts w:ascii="Times New Roman" w:hAnsi="Times New Roman" w:cs="Times New Roman"/>
-          <w:sz w:val="28"/>
-          <w:szCs w:val="28"/>
-        </w:rPr>
-        <w:t>2017 – September, 2018</w:t>
+        <w:t>Software Developer, Mutual Benefits Assurance PLC January 2021 till date</w:t>
       </w:r>
       <w:r>
         <w:rPr>
@@ -1265,14 +1445,16 @@
           <w:szCs w:val="28"/>
         </w:rPr>
       </w:pPr>
-      <w:r>
-        <w:rPr>
-          <w:rFonts w:ascii="Times New Roman" w:hAnsi="Times New Roman" w:cs="Times New Roman"/>
-          <w:sz w:val="28"/>
-          <w:szCs w:val="28"/>
-        </w:rPr>
-        <w:t>SearchHos App</w:t>
-      </w:r>
+      <w:proofErr w:type="spellStart"/>
+      <w:r>
+        <w:rPr>
+          <w:rFonts w:ascii="Times New Roman" w:hAnsi="Times New Roman" w:cs="Times New Roman"/>
+          <w:sz w:val="28"/>
+          <w:szCs w:val="28"/>
+        </w:rPr>
+        <w:t>SearchHos</w:t>
+      </w:r>
+      <w:proofErr w:type="spellEnd"/>
     </w:p>
     <w:p>
       <w:pPr>
@@ -1293,7 +1475,16 @@
           <w:sz w:val="28"/>
           <w:szCs w:val="28"/>
         </w:rPr>
-        <w:t>Project Telepot</w:t>
+        <w:t xml:space="preserve">Project </w:t>
+      </w:r>
+      <w:proofErr w:type="spellStart"/>
+      <w:r>
+        <w:rPr>
+          <w:rFonts w:ascii="Times New Roman" w:hAnsi="Times New Roman" w:cs="Times New Roman"/>
+          <w:sz w:val="28"/>
+          <w:szCs w:val="28"/>
+        </w:rPr>
+        <w:t>Telepot</w:t>
       </w:r>
       <w:r>
         <w:rPr>
@@ -1303,6 +1494,7 @@
         </w:rPr>
         <w:t>a</w:t>
       </w:r>
+      <w:proofErr w:type="spellEnd"/>
     </w:p>
     <w:p>
       <w:pPr>
@@ -1323,7 +1515,73 @@
           <w:sz w:val="28"/>
           <w:szCs w:val="28"/>
         </w:rPr>
-        <w:t>Middletrust Official Website</w:t>
+        <w:t>Insurance</w:t>
+      </w:r>
+      <w:r>
+        <w:rPr>
+          <w:rFonts w:ascii="Times New Roman" w:hAnsi="Times New Roman" w:cs="Times New Roman"/>
+          <w:sz w:val="28"/>
+          <w:szCs w:val="28"/>
+        </w:rPr>
+        <w:t xml:space="preserve"> </w:t>
+      </w:r>
+      <w:proofErr w:type="spellStart"/>
+      <w:r>
+        <w:rPr>
+          <w:rFonts w:ascii="Times New Roman" w:hAnsi="Times New Roman" w:cs="Times New Roman"/>
+          <w:sz w:val="28"/>
+          <w:szCs w:val="28"/>
+        </w:rPr>
+        <w:t>Entreprise</w:t>
+      </w:r>
+      <w:proofErr w:type="spellEnd"/>
+      <w:r>
+        <w:rPr>
+          <w:rFonts w:ascii="Times New Roman" w:hAnsi="Times New Roman" w:cs="Times New Roman"/>
+          <w:sz w:val="28"/>
+          <w:szCs w:val="28"/>
+        </w:rPr>
+        <w:t xml:space="preserve"> </w:t>
+      </w:r>
+      <w:r>
+        <w:rPr>
+          <w:rFonts w:ascii="Times New Roman" w:hAnsi="Times New Roman" w:cs="Times New Roman"/>
+          <w:sz w:val="28"/>
+          <w:szCs w:val="28"/>
+        </w:rPr>
+        <w:t>Software</w:t>
+      </w:r>
+    </w:p>
+    <w:p>
+      <w:pPr>
+        <w:pStyle w:val="ListParagraph"/>
+        <w:numPr>
+          <w:ilvl w:val="0"/>
+          <w:numId w:val="11"/>
+        </w:numPr>
+        <w:rPr>
+          <w:rFonts w:ascii="Times New Roman" w:hAnsi="Times New Roman" w:cs="Times New Roman"/>
+          <w:sz w:val="28"/>
+          <w:szCs w:val="28"/>
+        </w:rPr>
+      </w:pPr>
+      <w:proofErr w:type="spellStart"/>
+      <w:r>
+        <w:rPr>
+          <w:rFonts w:ascii="Times New Roman" w:hAnsi="Times New Roman" w:cs="Times New Roman"/>
+          <w:sz w:val="28"/>
+          <w:szCs w:val="28"/>
+        </w:rPr>
+        <w:t>Middletrust</w:t>
+      </w:r>
+      <w:proofErr w:type="spellEnd"/>
+      <w:r>
+        <w:rPr>
+          <w:rFonts w:ascii="Times New Roman" w:hAnsi="Times New Roman" w:cs="Times New Roman"/>
+          <w:sz w:val="28"/>
+          <w:szCs w:val="28"/>
+        </w:rPr>
+        <w:t xml:space="preserve"> Official Website</w:t>
       </w:r>
     </w:p>
     <w:p>
@@ -1367,6 +1625,8 @@
           <w:szCs w:val="28"/>
         </w:rPr>
       </w:pPr>
+      <w:proofErr w:type="spellStart"/>
+      <w:proofErr w:type="gramStart"/>
       <w:r>
         <w:rPr>
           <w:rFonts w:ascii="Times New Roman" w:hAnsi="Times New Roman" w:cs="Times New Roman"/>
@@ -1389,7 +1649,17 @@
           <w:sz w:val="28"/>
           <w:szCs w:val="28"/>
         </w:rPr>
-        <w:t>Sc, Biochemistry,</w:t>
+        <w:t>Sc</w:t>
+      </w:r>
+      <w:proofErr w:type="spellEnd"/>
+      <w:proofErr w:type="gramEnd"/>
+      <w:r>
+        <w:rPr>
+          <w:rFonts w:ascii="Times New Roman" w:hAnsi="Times New Roman" w:cs="Times New Roman"/>
+          <w:sz w:val="28"/>
+          <w:szCs w:val="28"/>
+        </w:rPr>
+        <w:t>, Biochemistry,</w:t>
       </w:r>
       <w:r>
         <w:rPr>
@@ -1433,60 +1703,6 @@
           <w:szCs w:val="36"/>
         </w:rPr>
         <w:t xml:space="preserve">TRAININGS AND WORKSHOPS </w:t>
-      </w:r>
-    </w:p>
-    <w:p>
-      <w:pPr>
-        <w:pStyle w:val="ListParagraph"/>
-        <w:numPr>
-          <w:ilvl w:val="0"/>
-          <w:numId w:val="7"/>
-        </w:numPr>
-        <w:rPr>
-          <w:rFonts w:ascii="Times New Roman" w:hAnsi="Times New Roman" w:cs="Times New Roman"/>
-          <w:sz w:val="28"/>
-          <w:szCs w:val="28"/>
-        </w:rPr>
-      </w:pPr>
-      <w:r>
-        <w:rPr>
-          <w:rFonts w:ascii="Times New Roman" w:hAnsi="Times New Roman" w:cs="Times New Roman"/>
-          <w:sz w:val="28"/>
-          <w:szCs w:val="28"/>
-        </w:rPr>
-        <w:t>Nodejs Training</w:t>
-      </w:r>
-      <w:r>
-        <w:rPr>
-          <w:rFonts w:ascii="Times New Roman" w:hAnsi="Times New Roman" w:cs="Times New Roman"/>
-          <w:sz w:val="28"/>
-          <w:szCs w:val="28"/>
-        </w:rPr>
-        <w:t xml:space="preserve"> intern</w:t>
-      </w:r>
-      <w:r>
-        <w:rPr>
-          <w:rFonts w:ascii="Times New Roman" w:hAnsi="Times New Roman" w:cs="Times New Roman"/>
-          <w:sz w:val="28"/>
-          <w:szCs w:val="28"/>
-        </w:rPr>
-        <w:t xml:space="preserve">, </w:t>
-      </w:r>
-      <w:r>
-        <w:rPr>
-          <w:rFonts w:ascii="Times New Roman" w:hAnsi="Times New Roman" w:cs="Times New Roman"/>
-          <w:sz w:val="28"/>
-          <w:szCs w:val="28"/>
-        </w:rPr>
-        <w:t xml:space="preserve">Wejapa </w:t>
-      </w:r>
-      <w:r>
-        <w:rPr>
-          <w:rFonts w:ascii="Times New Roman" w:hAnsi="Times New Roman" w:cs="Times New Roman"/>
-          <w:sz w:val="28"/>
-          <w:szCs w:val="28"/>
-        </w:rPr>
-        <w:t>Internship.</w:t>
       </w:r>
     </w:p>
     <w:p>
@@ -1769,8 +1985,8 @@
 </file>
 
 <file path=word/numbering.xml><?xml version="1.0" encoding="utf-8"?>
-<w:numbering xmlns:wpc="http://schemas.microsoft.com/office/word/2010/wordprocessingCanvas" xmlns:mc="http://schemas.openxmlformats.org/markup-compatibility/2006" xmlns:o="urn:schemas-microsoft-com:office:office" xmlns:r="http://schemas.openxmlformats.org/officeDocument/2006/relationships" xmlns:m="http://schemas.openxmlformats.org/officeDocument/2006/math" xmlns:v="urn:schemas-microsoft-com:vml" xmlns:wp14="http://schemas.microsoft.com/office/word/2010/wordprocessingDrawing" xmlns:wp="http://schemas.openxmlformats.org/drawingml/2006/wordprocessingDrawing" xmlns:w10="urn:schemas-microsoft-com:office:word" xmlns:w="http://schemas.openxmlformats.org/wordprocessingml/2006/main" xmlns:w14="http://schemas.microsoft.com/office/word/2010/wordml" xmlns:wpg="http://schemas.microsoft.com/office/word/2010/wordprocessingGroup" xmlns:wpi="http://schemas.microsoft.com/office/word/2010/wordprocessingInk" xmlns:wne="http://schemas.microsoft.com/office/word/2006/wordml" xmlns:wps="http://schemas.microsoft.com/office/word/2010/wordprocessingShape" mc:Ignorable="w14 wp14">
-  <w:abstractNum w:abstractNumId="0">
+<w:numbering xmlns:wpc="http://schemas.microsoft.com/office/word/2010/wordprocessingCanvas" xmlns:cx="http://schemas.microsoft.com/office/drawing/2014/chartex" xmlns:mc="http://schemas.openxmlformats.org/markup-compatibility/2006" xmlns:o="urn:schemas-microsoft-com:office:office" xmlns:r="http://schemas.openxmlformats.org/officeDocument/2006/relationships" xmlns:m="http://schemas.openxmlformats.org/officeDocument/2006/math" xmlns:v="urn:schemas-microsoft-com:vml" xmlns:wp14="http://schemas.microsoft.com/office/word/2010/wordprocessingDrawing" xmlns:wp="http://schemas.openxmlformats.org/drawingml/2006/wordprocessingDrawing" xmlns:w10="urn:schemas-microsoft-com:office:word" xmlns:w="http://schemas.openxmlformats.org/wordprocessingml/2006/main" xmlns:w14="http://schemas.microsoft.com/office/word/2010/wordml" xmlns:w15="http://schemas.microsoft.com/office/word/2012/wordml" xmlns:w16se="http://schemas.microsoft.com/office/word/2015/wordml/symex" xmlns:wpg="http://schemas.microsoft.com/office/word/2010/wordprocessingGroup" xmlns:wpi="http://schemas.microsoft.com/office/word/2010/wordprocessingInk" xmlns:wne="http://schemas.microsoft.com/office/word/2006/wordml" xmlns:wps="http://schemas.microsoft.com/office/word/2010/wordprocessingShape" mc:Ignorable="w14 w15 w16se wp14">
+  <w:abstractNum w:abstractNumId="0" w15:restartNumberingAfterBreak="0">
     <w:nsid w:val="11826836"/>
     <w:multiLevelType w:val="hybridMultilevel"/>
     <w:tmpl w:val="5C70AE82"/>
@@ -1883,7 +2099,7 @@
       </w:rPr>
     </w:lvl>
   </w:abstractNum>
-  <w:abstractNum w:abstractNumId="1">
+  <w:abstractNum w:abstractNumId="1" w15:restartNumberingAfterBreak="0">
     <w:nsid w:val="11EA6DCA"/>
     <w:multiLevelType w:val="hybridMultilevel"/>
     <w:tmpl w:val="7A104B14"/>
@@ -1996,7 +2212,7 @@
       </w:rPr>
     </w:lvl>
   </w:abstractNum>
-  <w:abstractNum w:abstractNumId="2">
+  <w:abstractNum w:abstractNumId="2" w15:restartNumberingAfterBreak="0">
     <w:nsid w:val="1E042A69"/>
     <w:multiLevelType w:val="hybridMultilevel"/>
     <w:tmpl w:val="5F6ABFD2"/>
@@ -2109,7 +2325,7 @@
       </w:rPr>
     </w:lvl>
   </w:abstractNum>
-  <w:abstractNum w:abstractNumId="3">
+  <w:abstractNum w:abstractNumId="3" w15:restartNumberingAfterBreak="0">
     <w:nsid w:val="23923E8C"/>
     <w:multiLevelType w:val="hybridMultilevel"/>
     <w:tmpl w:val="97344550"/>
@@ -2222,7 +2438,7 @@
       </w:rPr>
     </w:lvl>
   </w:abstractNum>
-  <w:abstractNum w:abstractNumId="4">
+  <w:abstractNum w:abstractNumId="4" w15:restartNumberingAfterBreak="0">
     <w:nsid w:val="282D795D"/>
     <w:multiLevelType w:val="hybridMultilevel"/>
     <w:tmpl w:val="6158D792"/>
@@ -2335,7 +2551,7 @@
       </w:rPr>
     </w:lvl>
   </w:abstractNum>
-  <w:abstractNum w:abstractNumId="5">
+  <w:abstractNum w:abstractNumId="5" w15:restartNumberingAfterBreak="0">
     <w:nsid w:val="42160E47"/>
     <w:multiLevelType w:val="hybridMultilevel"/>
     <w:tmpl w:val="3A089EEA"/>
@@ -2448,7 +2664,7 @@
       </w:rPr>
     </w:lvl>
   </w:abstractNum>
-  <w:abstractNum w:abstractNumId="6">
+  <w:abstractNum w:abstractNumId="6" w15:restartNumberingAfterBreak="0">
     <w:nsid w:val="5F1338EC"/>
     <w:multiLevelType w:val="hybridMultilevel"/>
     <w:tmpl w:val="5E50BB6A"/>
@@ -2561,7 +2777,7 @@
       </w:rPr>
     </w:lvl>
   </w:abstractNum>
-  <w:abstractNum w:abstractNumId="7">
+  <w:abstractNum w:abstractNumId="7" w15:restartNumberingAfterBreak="0">
     <w:nsid w:val="622A1F70"/>
     <w:multiLevelType w:val="hybridMultilevel"/>
     <w:tmpl w:val="28D0FA90"/>
@@ -2674,7 +2890,7 @@
       </w:rPr>
     </w:lvl>
   </w:abstractNum>
-  <w:abstractNum w:abstractNumId="8">
+  <w:abstractNum w:abstractNumId="8" w15:restartNumberingAfterBreak="0">
     <w:nsid w:val="6A7B5028"/>
     <w:multiLevelType w:val="hybridMultilevel"/>
     <w:tmpl w:val="A0AE9FC8"/>
@@ -2787,7 +3003,7 @@
       </w:rPr>
     </w:lvl>
   </w:abstractNum>
-  <w:abstractNum w:abstractNumId="9">
+  <w:abstractNum w:abstractNumId="9" w15:restartNumberingAfterBreak="0">
     <w:nsid w:val="7B9C7376"/>
     <w:multiLevelType w:val="hybridMultilevel"/>
     <w:tmpl w:val="A3600E80"/>
@@ -2900,7 +3116,7 @@
       </w:rPr>
     </w:lvl>
   </w:abstractNum>
-  <w:abstractNum w:abstractNumId="10">
+  <w:abstractNum w:abstractNumId="10" w15:restartNumberingAfterBreak="0">
     <w:nsid w:val="7C7D11EA"/>
     <w:multiLevelType w:val="hybridMultilevel"/>
     <w:tmpl w:val="C2445C38"/>
@@ -3050,7 +3266,7 @@
 </file>
 
 <file path=word/styles.xml><?xml version="1.0" encoding="utf-8"?>
-<w:styles xmlns:mc="http://schemas.openxmlformats.org/markup-compatibility/2006" xmlns:r="http://schemas.openxmlformats.org/officeDocument/2006/relationships" xmlns:w="http://schemas.openxmlformats.org/wordprocessingml/2006/main" xmlns:w14="http://schemas.microsoft.com/office/word/2010/wordml" mc:Ignorable="w14">
+<w:styles xmlns:mc="http://schemas.openxmlformats.org/markup-compatibility/2006" xmlns:r="http://schemas.openxmlformats.org/officeDocument/2006/relationships" xmlns:w="http://schemas.openxmlformats.org/wordprocessingml/2006/main" xmlns:w14="http://schemas.microsoft.com/office/word/2010/wordml" xmlns:w15="http://schemas.microsoft.com/office/word/2012/wordml" xmlns:w16se="http://schemas.microsoft.com/office/word/2015/wordml/symex" mc:Ignorable="w14 w15 w16se">
   <w:docDefaults>
     <w:rPrDefault>
       <w:rPr>
@@ -3066,372 +3282,378 @@
       </w:pPr>
     </w:pPrDefault>
   </w:docDefaults>
-  <w:latentStyles w:defLockedState="0" w:defUIPriority="99" w:defSemiHidden="1" w:defUnhideWhenUsed="1" w:defQFormat="0" w:count="267">
-    <w:lsdException w:name="Normal" w:semiHidden="0" w:uiPriority="0" w:unhideWhenUsed="0" w:qFormat="1"/>
-    <w:lsdException w:name="heading 1" w:semiHidden="0" w:uiPriority="9" w:unhideWhenUsed="0" w:qFormat="1"/>
-    <w:lsdException w:name="heading 2" w:uiPriority="9" w:qFormat="1"/>
-    <w:lsdException w:name="heading 3" w:uiPriority="9" w:qFormat="1"/>
-    <w:lsdException w:name="heading 4" w:uiPriority="9" w:qFormat="1"/>
-    <w:lsdException w:name="heading 5" w:uiPriority="9" w:qFormat="1"/>
-    <w:lsdException w:name="heading 6" w:uiPriority="9" w:qFormat="1"/>
-    <w:lsdException w:name="heading 7" w:uiPriority="9" w:qFormat="1"/>
-    <w:lsdException w:name="heading 8" w:uiPriority="9" w:qFormat="1"/>
-    <w:lsdException w:name="heading 9" w:uiPriority="9" w:qFormat="1"/>
-    <w:lsdException w:name="toc 1" w:uiPriority="39"/>
-    <w:lsdException w:name="toc 2" w:uiPriority="39"/>
-    <w:lsdException w:name="toc 3" w:uiPriority="39"/>
-    <w:lsdException w:name="toc 4" w:uiPriority="39"/>
-    <w:lsdException w:name="toc 5" w:uiPriority="39"/>
-    <w:lsdException w:name="toc 6" w:uiPriority="39"/>
-    <w:lsdException w:name="toc 7" w:uiPriority="39"/>
-    <w:lsdException w:name="toc 8" w:uiPriority="39"/>
-    <w:lsdException w:name="toc 9" w:uiPriority="39"/>
-    <w:lsdException w:name="caption" w:uiPriority="35" w:qFormat="1"/>
-    <w:lsdException w:name="Title" w:semiHidden="0" w:uiPriority="10" w:unhideWhenUsed="0" w:qFormat="1"/>
-    <w:lsdException w:name="Default Paragraph Font" w:uiPriority="1"/>
-    <w:lsdException w:name="Subtitle" w:semiHidden="0" w:uiPriority="11" w:unhideWhenUsed="0" w:qFormat="1"/>
-    <w:lsdException w:name="Strong" w:semiHidden="0" w:uiPriority="22" w:unhideWhenUsed="0" w:qFormat="1"/>
-    <w:lsdException w:name="Emphasis" w:semiHidden="0" w:uiPriority="20" w:unhideWhenUsed="0" w:qFormat="1"/>
-    <w:lsdException w:name="Table Grid" w:semiHidden="0" w:uiPriority="59" w:unhideWhenUsed="0"/>
-    <w:lsdException w:name="Placeholder Text" w:unhideWhenUsed="0"/>
-    <w:lsdException w:name="No Spacing" w:semiHidden="0" w:uiPriority="1" w:unhideWhenUsed="0" w:qFormat="1"/>
-    <w:lsdException w:name="Light Shading" w:semiHidden="0" w:uiPriority="60" w:unhideWhenUsed="0"/>
-    <w:lsdException w:name="Light List" w:semiHidden="0" w:uiPriority="61" w:unhideWhenUsed="0"/>
-    <w:lsdException w:name="Light Grid" w:semiHidden="0" w:uiPriority="62" w:unhideWhenUsed="0"/>
-    <w:lsdException w:name="Medium Shading 1" w:semiHidden="0" w:uiPriority="63" w:unhideWhenUsed="0"/>
-    <w:lsdException w:name="Medium Shading 2" w:semiHidden="0" w:uiPriority="64" w:unhideWhenUsed="0"/>
-    <w:lsdException w:name="Medium List 1" w:semiHidden="0" w:uiPriority="65" w:unhideWhenUsed="0"/>
-    <w:lsdException w:name="Medium List 2" w:semiHidden="0" w:uiPriority="66" w:unhideWhenUsed="0"/>
-    <w:lsdException w:name="Medium Grid 1" w:semiHidden="0" w:uiPriority="67" w:unhideWhenUsed="0"/>
-    <w:lsdException w:name="Medium Grid 2" w:semiHidden="0" w:uiPriority="68" w:unhideWhenUsed="0"/>
-    <w:lsdException w:name="Medium Grid 3" w:semiHidden="0" w:uiPriority="69" w:unhideWhenUsed="0"/>
-    <w:lsdException w:name="Dark List" w:semiHidden="0" w:uiPriority="70" w:unhideWhenUsed="0"/>
-    <w:lsdException w:name="Colorful Shading" w:semiHidden="0" w:uiPriority="71" w:unhideWhenUsed="0"/>
-    <w:lsdException w:name="Colorful List" w:semiHidden="0" w:uiPriority="72" w:unhideWhenUsed="0"/>
-    <w:lsdException w:name="Colorful Grid" w:semiHidden="0" w:uiPriority="73" w:unhideWhenUsed="0"/>
-    <w:lsdException w:name="Light Shading Accent 1" w:semiHidden="0" w:uiPriority="60" w:unhideWhenUsed="0"/>
-    <w:lsdException w:name="Light List Accent 1" w:semiHidden="0" w:uiPriority="61" w:unhideWhenUsed="0"/>
-    <w:lsdException w:name="Light Grid Accent 1" w:semiHidden="0" w:uiPriority="62" w:unhideWhenUsed="0"/>
-    <w:lsdException w:name="Medium Shading 1 Accent 1" w:semiHidden="0" w:uiPriority="63" w:unhideWhenUsed="0"/>
-    <w:lsdException w:name="Medium Shading 2 Accent 1" w:semiHidden="0" w:uiPriority="64" w:unhideWhenUsed="0"/>
-    <w:lsdException w:name="Medium List 1 Accent 1" w:semiHidden="0" w:uiPriority="65" w:unhideWhenUsed="0"/>
-    <w:lsdException w:name="Revision" w:unhideWhenUsed="0"/>
-    <w:lsdException w:name="List Paragraph" w:semiHidden="0" w:uiPriority="34" w:unhideWhenUsed="0" w:qFormat="1"/>
-    <w:lsdException w:name="Quote" w:semiHidden="0" w:uiPriority="29" w:unhideWhenUsed="0" w:qFormat="1"/>
-    <w:lsdException w:name="Intense Quote" w:semiHidden="0" w:uiPriority="30" w:unhideWhenUsed="0" w:qFormat="1"/>
-    <w:lsdException w:name="Medium List 2 Accent 1" w:semiHidden="0" w:uiPriority="66" w:unhideWhenUsed="0"/>
-    <w:lsdException w:name="Medium Grid 1 Accent 1" w:semiHidden="0" w:uiPriority="67" w:unhideWhenUsed="0"/>
-    <w:lsdException w:name="Medium Grid 2 Accent 1" w:semiHidden="0" w:uiPriority="68" w:unhideWhenUsed="0"/>
-    <w:lsdException w:name="Medium Grid 3 Accent 1" w:semiHidden="0" w:uiPriority="69" w:unhideWhenUsed="0"/>
-    <w:lsdException w:name="Dark List Accent 1" w:semiHidden="0" w:uiPriority="70" w:unhideWhenUsed="0"/>
-    <w:lsdException w:name="Colorful Shading Accent 1" w:semiHidden="0" w:uiPriority="71" w:unhideWhenUsed="0"/>
-    <w:lsdException w:name="Colorful List Accent 1" w:semiHidden="0" w:uiPriority="72" w:unhideWhenUsed="0"/>
-    <w:lsdException w:name="Colorful Grid Accent 1" w:semiHidden="0" w:uiPriority="73" w:unhideWhenUsed="0"/>
-    <w:lsdException w:name="Light Shading Accent 2" w:semiHidden="0" w:uiPriority="60" w:unhideWhenUsed="0"/>
-    <w:lsdException w:name="Light List Accent 2" w:semiHidden="0" w:uiPriority="61" w:unhideWhenUsed="0"/>
-    <w:lsdException w:name="Light Grid Accent 2" w:semiHidden="0" w:uiPriority="62" w:unhideWhenUsed="0"/>
-    <w:lsdException w:name="Medium Shading 1 Accent 2" w:semiHidden="0" w:uiPriority="63" w:unhideWhenUsed="0"/>
-    <w:lsdException w:name="Medium Shading 2 Accent 2" w:semiHidden="0" w:uiPriority="64" w:unhideWhenUsed="0"/>
-    <w:lsdException w:name="Medium List 1 Accent 2" w:semiHidden="0" w:uiPriority="65" w:unhideWhenUsed="0"/>
-    <w:lsdException w:name="Medium List 2 Accent 2" w:semiHidden="0" w:uiPriority="66" w:unhideWhenUsed="0"/>
-    <w:lsdException w:name="Medium Grid 1 Accent 2" w:semiHidden="0" w:uiPriority="67" w:unhideWhenUsed="0"/>
-    <w:lsdException w:name="Medium Grid 2 Accent 2" w:semiHidden="0" w:uiPriority="68" w:unhideWhenUsed="0"/>
-    <w:lsdException w:name="Medium Grid 3 Accent 2" w:semiHidden="0" w:uiPriority="69" w:unhideWhenUsed="0"/>
-    <w:lsdException w:name="Dark List Accent 2" w:semiHidden="0" w:uiPriority="70" w:unhideWhenUsed="0"/>
-    <w:lsdException w:name="Colorful Shading Accent 2" w:semiHidden="0" w:uiPriority="71" w:unhideWhenUsed="0"/>
-    <w:lsdException w:name="Colorful List Accent 2" w:semiHidden="0" w:uiPriority="72" w:unhideWhenUsed="0"/>
-    <w:lsdException w:name="Colorful Grid Accent 2" w:semiHidden="0" w:uiPriority="73" w:unhideWhenUsed="0"/>
-    <w:lsdException w:name="Light Shading Accent 3" w:semiHidden="0" w:uiPriority="60" w:unhideWhenUsed="0"/>
-    <w:lsdException w:name="Light List Accent 3" w:semiHidden="0" w:uiPriority="61" w:unhideWhenUsed="0"/>
-    <w:lsdException w:name="Light Grid Accent 3" w:semiHidden="0" w:uiPriority="62" w:unhideWhenUsed="0"/>
-    <w:lsdException w:name="Medium Shading 1 Accent 3" w:semiHidden="0" w:uiPriority="63" w:unhideWhenUsed="0"/>
-    <w:lsdException w:name="Medium Shading 2 Accent 3" w:semiHidden="0" w:uiPriority="64" w:unhideWhenUsed="0"/>
-    <w:lsdException w:name="Medium List 1 Accent 3" w:semiHidden="0" w:uiPriority="65" w:unhideWhenUsed="0"/>
-    <w:lsdException w:name="Medium List 2 Accent 3" w:semiHidden="0" w:uiPriority="66" w:unhideWhenUsed="0"/>
-    <w:lsdException w:name="Medium Grid 1 Accent 3" w:semiHidden="0" w:uiPriority="67" w:unhideWhenUsed="0"/>
-    <w:lsdException w:name="Medium Grid 2 Accent 3" w:semiHidden="0" w:uiPriority="68" w:unhideWhenUsed="0"/>
-    <w:lsdException w:name="Medium Grid 3 Accent 3" w:semiHidden="0" w:uiPriority="69" w:unhideWhenUsed="0"/>
-    <w:lsdException w:name="Dark List Accent 3" w:semiHidden="0" w:uiPriority="70" w:unhideWhenUsed="0"/>
-    <w:lsdException w:name="Colorful Shading Accent 3" w:semiHidden="0" w:uiPriority="71" w:unhideWhenUsed="0"/>
-    <w:lsdException w:name="Colorful List Accent 3" w:semiHidden="0" w:uiPriority="72" w:unhideWhenUsed="0"/>
-    <w:lsdException w:name="Colorful Grid Accent 3" w:semiHidden="0" w:uiPriority="73" w:unhideWhenUsed="0"/>
-    <w:lsdException w:name="Light Shading Accent 4" w:semiHidden="0" w:uiPriority="60" w:unhideWhenUsed="0"/>
-    <w:lsdException w:name="Light List Accent 4" w:semiHidden="0" w:uiPriority="61" w:unhideWhenUsed="0"/>
-    <w:lsdException w:name="Light Grid Accent 4" w:semiHidden="0" w:uiPriority="62" w:unhideWhenUsed="0"/>
-    <w:lsdException w:name="Medium Shading 1 Accent 4" w:semiHidden="0" w:uiPriority="63" w:unhideWhenUsed="0"/>
-    <w:lsdException w:name="Medium Shading 2 Accent 4" w:semiHidden="0" w:uiPriority="64" w:unhideWhenUsed="0"/>
-    <w:lsdException w:name="Medium List 1 Accent 4" w:semiHidden="0" w:uiPriority="65" w:unhideWhenUsed="0"/>
-    <w:lsdException w:name="Medium List 2 Accent 4" w:semiHidden="0" w:uiPriority="66" w:unhideWhenUsed="0"/>
-    <w:lsdException w:name="Medium Grid 1 Accent 4" w:semiHidden="0" w:uiPriority="67" w:unhideWhenUsed="0"/>
-    <w:lsdException w:name="Medium Grid 2 Accent 4" w:semiHidden="0" w:uiPriority="68" w:unhideWhenUsed="0"/>
-    <w:lsdException w:name="Medium Grid 3 Accent 4" w:semiHidden="0" w:uiPriority="69" w:unhideWhenUsed="0"/>
-    <w:lsdException w:name="Dark List Accent 4" w:semiHidden="0" w:uiPriority="70" w:unhideWhenUsed="0"/>
-    <w:lsdException w:name="Colorful Shading Accent 4" w:semiHidden="0" w:uiPriority="71" w:unhideWhenUsed="0"/>
-    <w:lsdException w:name="Colorful List Accent 4" w:semiHidden="0" w:uiPriority="72" w:unhideWhenUsed="0"/>
-    <w:lsdException w:name="Colorful Grid Accent 4" w:semiHidden="0" w:uiPriority="73" w:unhideWhenUsed="0"/>
-    <w:lsdException w:name="Light Shading Accent 5" w:semiHidden="0" w:uiPriority="60" w:unhideWhenUsed="0"/>
-    <w:lsdException w:name="Light List Accent 5" w:semiHidden="0" w:uiPriority="61" w:unhideWhenUsed="0"/>
-    <w:lsdException w:name="Light Grid Accent 5" w:semiHidden="0" w:uiPriority="62" w:unhideWhenUsed="0"/>
-    <w:lsdException w:name="Medium Shading 1 Accent 5" w:semiHidden="0" w:uiPriority="63" w:unhideWhenUsed="0"/>
-    <w:lsdException w:name="Medium Shading 2 Accent 5" w:semiHidden="0" w:uiPriority="64" w:unhideWhenUsed="0"/>
-    <w:lsdException w:name="Medium List 1 Accent 5" w:semiHidden="0" w:uiPriority="65" w:unhideWhenUsed="0"/>
-    <w:lsdException w:name="Medium List 2 Accent 5" w:semiHidden="0" w:uiPriority="66" w:unhideWhenUsed="0"/>
-    <w:lsdException w:name="Medium Grid 1 Accent 5" w:semiHidden="0" w:uiPriority="67" w:unhideWhenUsed="0"/>
-    <w:lsdException w:name="Medium Grid 2 Accent 5" w:semiHidden="0" w:uiPriority="68" w:unhideWhenUsed="0"/>
-    <w:lsdException w:name="Medium Grid 3 Accent 5" w:semiHidden="0" w:uiPriority="69" w:unhideWhenUsed="0"/>
-    <w:lsdException w:name="Dark List Accent 5" w:semiHidden="0" w:uiPriority="70" w:unhideWhenUsed="0"/>
-    <w:lsdException w:name="Colorful Shading Accent 5" w:semiHidden="0" w:uiPriority="71" w:unhideWhenUsed="0"/>
-    <w:lsdException w:name="Colorful List Accent 5" w:semiHidden="0" w:uiPriority="72" w:unhideWhenUsed="0"/>
-    <w:lsdException w:name="Colorful Grid Accent 5" w:semiHidden="0" w:uiPriority="73" w:unhideWhenUsed="0"/>
-    <w:lsdException w:name="Light Shading Accent 6" w:semiHidden="0" w:uiPriority="60" w:unhideWhenUsed="0"/>
-    <w:lsdException w:name="Light List Accent 6" w:semiHidden="0" w:uiPriority="61" w:unhideWhenUsed="0"/>
-    <w:lsdException w:name="Light Grid Accent 6" w:semiHidden="0" w:uiPriority="62" w:unhideWhenUsed="0"/>
-    <w:lsdException w:name="Medium Shading 1 Accent 6" w:semiHidden="0" w:uiPriority="63" w:unhideWhenUsed="0"/>
-    <w:lsdException w:name="Medium Shading 2 Accent 6" w:semiHidden="0" w:uiPriority="64" w:unhideWhenUsed="0"/>
-    <w:lsdException w:name="Medium List 1 Accent 6" w:semiHidden="0" w:uiPriority="65" w:unhideWhenUsed="0"/>
-    <w:lsdException w:name="Medium List 2 Accent 6" w:semiHidden="0" w:uiPriority="66" w:unhideWhenUsed="0"/>
-    <w:lsdException w:name="Medium Grid 1 Accent 6" w:semiHidden="0" w:uiPriority="67" w:unhideWhenUsed="0"/>
-    <w:lsdException w:name="Medium Grid 2 Accent 6" w:semiHidden="0" w:uiPriority="68" w:unhideWhenUsed="0"/>
-    <w:lsdException w:name="Medium Grid 3 Accent 6" w:semiHidden="0" w:uiPriority="69" w:unhideWhenUsed="0"/>
-    <w:lsdException w:name="Dark List Accent 6" w:semiHidden="0" w:uiPriority="70" w:unhideWhenUsed="0"/>
-    <w:lsdException w:name="Colorful Shading Accent 6" w:semiHidden="0" w:uiPriority="71" w:unhideWhenUsed="0"/>
-    <w:lsdException w:name="Colorful List Accent 6" w:semiHidden="0" w:uiPriority="72" w:unhideWhenUsed="0"/>
-    <w:lsdException w:name="Colorful Grid Accent 6" w:semiHidden="0" w:uiPriority="73" w:unhideWhenUsed="0"/>
-    <w:lsdException w:name="Subtle Emphasis" w:semiHidden="0" w:uiPriority="19" w:unhideWhenUsed="0" w:qFormat="1"/>
-    <w:lsdException w:name="Intense Emphasis" w:semiHidden="0" w:uiPriority="21" w:unhideWhenUsed="0" w:qFormat="1"/>
-    <w:lsdException w:name="Subtle Reference" w:semiHidden="0" w:uiPriority="31" w:unhideWhenUsed="0" w:qFormat="1"/>
-    <w:lsdException w:name="Intense Reference" w:semiHidden="0" w:uiPriority="32" w:unhideWhenUsed="0" w:qFormat="1"/>
-    <w:lsdException w:name="Book Title" w:semiHidden="0" w:uiPriority="33" w:unhideWhenUsed="0" w:qFormat="1"/>
-    <w:lsdException w:name="Bibliography" w:uiPriority="37"/>
-    <w:lsdException w:name="TOC Heading" w:uiPriority="39" w:qFormat="1"/>
-  </w:latentStyles>
-  <w:style w:type="paragraph" w:default="1" w:styleId="Normal">
-    <w:name w:val="Normal"/>
-    <w:qFormat/>
-  </w:style>
-  <w:style w:type="character" w:default="1" w:styleId="DefaultParagraphFont">
-    <w:name w:val="Default Paragraph Font"/>
-    <w:uiPriority w:val="1"/>
-    <w:semiHidden/>
-    <w:unhideWhenUsed/>
-  </w:style>
-  <w:style w:type="table" w:default="1" w:styleId="TableNormal">
-    <w:name w:val="Normal Table"/>
-    <w:uiPriority w:val="99"/>
-    <w:semiHidden/>
-    <w:unhideWhenUsed/>
-    <w:tblPr>
-      <w:tblInd w:w="0" w:type="dxa"/>
-      <w:tblCellMar>
-        <w:top w:w="0" w:type="dxa"/>
-        <w:left w:w="108" w:type="dxa"/>
-        <w:bottom w:w="0" w:type="dxa"/>
-        <w:right w:w="108" w:type="dxa"/>
-      </w:tblCellMar>
-    </w:tblPr>
-  </w:style>
-  <w:style w:type="numbering" w:default="1" w:styleId="NoList">
-    <w:name w:val="No List"/>
-    <w:uiPriority w:val="99"/>
-    <w:semiHidden/>
-    <w:unhideWhenUsed/>
-  </w:style>
-  <w:style w:type="character" w:styleId="Hyperlink">
-    <w:name w:val="Hyperlink"/>
-    <w:basedOn w:val="DefaultParagraphFont"/>
-    <w:uiPriority w:val="99"/>
-    <w:unhideWhenUsed/>
-    <w:rsid w:val="002C22C0"/>
-    <w:rPr>
-      <w:color w:val="0000FF" w:themeColor="hyperlink"/>
-      <w:u w:val="single"/>
-    </w:rPr>
-  </w:style>
-  <w:style w:type="paragraph" w:customStyle="1" w:styleId="Default">
-    <w:name w:val="Default"/>
-    <w:rsid w:val="00094ADA"/>
-    <w:pPr>
-      <w:autoSpaceDE w:val="0"/>
-      <w:autoSpaceDN w:val="0"/>
-      <w:adjustRightInd w:val="0"/>
-      <w:spacing w:after="0" w:line="240" w:lineRule="auto"/>
-    </w:pPr>
-    <w:rPr>
-      <w:rFonts w:ascii="Cambria" w:hAnsi="Cambria" w:cs="Cambria"/>
-      <w:color w:val="000000"/>
-      <w:sz w:val="24"/>
-      <w:szCs w:val="24"/>
-    </w:rPr>
-  </w:style>
-  <w:style w:type="paragraph" w:styleId="ListParagraph">
-    <w:name w:val="List Paragraph"/>
-    <w:basedOn w:val="Normal"/>
-    <w:uiPriority w:val="34"/>
-    <w:qFormat/>
-    <w:rsid w:val="00FD2CD6"/>
-    <w:pPr>
-      <w:ind w:left="720"/>
-      <w:contextualSpacing/>
-    </w:pPr>
-  </w:style>
-</w:styles>
-</file>
-
-<file path=word/stylesWithEffects.xml><?xml version="1.0" encoding="utf-8"?>
-<w:styles xmlns:wpc="http://schemas.microsoft.com/office/word/2010/wordprocessingCanvas" xmlns:mc="http://schemas.openxmlformats.org/markup-compatibility/2006" xmlns:o="urn:schemas-microsoft-com:office:office" xmlns:r="http://schemas.openxmlformats.org/officeDocument/2006/relationships" xmlns:m="http://schemas.openxmlformats.org/officeDocument/2006/math" xmlns:v="urn:schemas-microsoft-com:vml" xmlns:wp14="http://schemas.microsoft.com/office/word/2010/wordprocessingDrawing" xmlns:wp="http://schemas.openxmlformats.org/drawingml/2006/wordprocessingDrawing" xmlns:w10="urn:schemas-microsoft-com:office:word" xmlns:w="http://schemas.openxmlformats.org/wordprocessingml/2006/main" xmlns:w14="http://schemas.microsoft.com/office/word/2010/wordml" xmlns:wpg="http://schemas.microsoft.com/office/word/2010/wordprocessingGroup" xmlns:wpi="http://schemas.microsoft.com/office/word/2010/wordprocessingInk" xmlns:wne="http://schemas.microsoft.com/office/word/2006/wordml" xmlns:wps="http://schemas.microsoft.com/office/word/2010/wordprocessingShape" mc:Ignorable="w14 wp14">
-  <w:docDefaults>
-    <w:rPrDefault>
-      <w:rPr>
-        <w:rFonts w:asciiTheme="minorHAnsi" w:eastAsiaTheme="minorHAnsi" w:hAnsiTheme="minorHAnsi" w:cstheme="minorBidi"/>
-        <w:sz w:val="22"/>
-        <w:szCs w:val="22"/>
-        <w:lang w:val="en-US" w:eastAsia="en-US" w:bidi="ar-SA"/>
-      </w:rPr>
-    </w:rPrDefault>
-    <w:pPrDefault>
-      <w:pPr>
-        <w:spacing w:after="200" w:line="276" w:lineRule="auto"/>
-      </w:pPr>
-    </w:pPrDefault>
-  </w:docDefaults>
-  <w:latentStyles w:defLockedState="0" w:defUIPriority="99" w:defSemiHidden="1" w:defUnhideWhenUsed="1" w:defQFormat="0" w:count="267">
-    <w:lsdException w:name="Normal" w:semiHidden="0" w:uiPriority="0" w:unhideWhenUsed="0" w:qFormat="1"/>
-    <w:lsdException w:name="heading 1" w:semiHidden="0" w:uiPriority="9" w:unhideWhenUsed="0" w:qFormat="1"/>
-    <w:lsdException w:name="heading 2" w:uiPriority="9" w:qFormat="1"/>
-    <w:lsdException w:name="heading 3" w:uiPriority="9" w:qFormat="1"/>
-    <w:lsdException w:name="heading 4" w:uiPriority="9" w:qFormat="1"/>
-    <w:lsdException w:name="heading 5" w:uiPriority="9" w:qFormat="1"/>
-    <w:lsdException w:name="heading 6" w:uiPriority="9" w:qFormat="1"/>
-    <w:lsdException w:name="heading 7" w:uiPriority="9" w:qFormat="1"/>
-    <w:lsdException w:name="heading 8" w:uiPriority="9" w:qFormat="1"/>
-    <w:lsdException w:name="heading 9" w:uiPriority="9" w:qFormat="1"/>
-    <w:lsdException w:name="toc 1" w:uiPriority="39"/>
-    <w:lsdException w:name="toc 2" w:uiPriority="39"/>
-    <w:lsdException w:name="toc 3" w:uiPriority="39"/>
-    <w:lsdException w:name="toc 4" w:uiPriority="39"/>
-    <w:lsdException w:name="toc 5" w:uiPriority="39"/>
-    <w:lsdException w:name="toc 6" w:uiPriority="39"/>
-    <w:lsdException w:name="toc 7" w:uiPriority="39"/>
-    <w:lsdException w:name="toc 8" w:uiPriority="39"/>
-    <w:lsdException w:name="toc 9" w:uiPriority="39"/>
-    <w:lsdException w:name="caption" w:uiPriority="35" w:qFormat="1"/>
-    <w:lsdException w:name="Title" w:semiHidden="0" w:uiPriority="10" w:unhideWhenUsed="0" w:qFormat="1"/>
-    <w:lsdException w:name="Default Paragraph Font" w:uiPriority="1"/>
-    <w:lsdException w:name="Subtitle" w:semiHidden="0" w:uiPriority="11" w:unhideWhenUsed="0" w:qFormat="1"/>
-    <w:lsdException w:name="Strong" w:semiHidden="0" w:uiPriority="22" w:unhideWhenUsed="0" w:qFormat="1"/>
-    <w:lsdException w:name="Emphasis" w:semiHidden="0" w:uiPriority="20" w:unhideWhenUsed="0" w:qFormat="1"/>
-    <w:lsdException w:name="Table Grid" w:semiHidden="0" w:uiPriority="59" w:unhideWhenUsed="0"/>
-    <w:lsdException w:name="Placeholder Text" w:unhideWhenUsed="0"/>
-    <w:lsdException w:name="No Spacing" w:semiHidden="0" w:uiPriority="1" w:unhideWhenUsed="0" w:qFormat="1"/>
-    <w:lsdException w:name="Light Shading" w:semiHidden="0" w:uiPriority="60" w:unhideWhenUsed="0"/>
-    <w:lsdException w:name="Light List" w:semiHidden="0" w:uiPriority="61" w:unhideWhenUsed="0"/>
-    <w:lsdException w:name="Light Grid" w:semiHidden="0" w:uiPriority="62" w:unhideWhenUsed="0"/>
-    <w:lsdException w:name="Medium Shading 1" w:semiHidden="0" w:uiPriority="63" w:unhideWhenUsed="0"/>
-    <w:lsdException w:name="Medium Shading 2" w:semiHidden="0" w:uiPriority="64" w:unhideWhenUsed="0"/>
-    <w:lsdException w:name="Medium List 1" w:semiHidden="0" w:uiPriority="65" w:unhideWhenUsed="0"/>
-    <w:lsdException w:name="Medium List 2" w:semiHidden="0" w:uiPriority="66" w:unhideWhenUsed="0"/>
-    <w:lsdException w:name="Medium Grid 1" w:semiHidden="0" w:uiPriority="67" w:unhideWhenUsed="0"/>
-    <w:lsdException w:name="Medium Grid 2" w:semiHidden="0" w:uiPriority="68" w:unhideWhenUsed="0"/>
-    <w:lsdException w:name="Medium Grid 3" w:semiHidden="0" w:uiPriority="69" w:unhideWhenUsed="0"/>
-    <w:lsdException w:name="Dark List" w:semiHidden="0" w:uiPriority="70" w:unhideWhenUsed="0"/>
-    <w:lsdException w:name="Colorful Shading" w:semiHidden="0" w:uiPriority="71" w:unhideWhenUsed="0"/>
-    <w:lsdException w:name="Colorful List" w:semiHidden="0" w:uiPriority="72" w:unhideWhenUsed="0"/>
-    <w:lsdException w:name="Colorful Grid" w:semiHidden="0" w:uiPriority="73" w:unhideWhenUsed="0"/>
-    <w:lsdException w:name="Light Shading Accent 1" w:semiHidden="0" w:uiPriority="60" w:unhideWhenUsed="0"/>
-    <w:lsdException w:name="Light List Accent 1" w:semiHidden="0" w:uiPriority="61" w:unhideWhenUsed="0"/>
-    <w:lsdException w:name="Light Grid Accent 1" w:semiHidden="0" w:uiPriority="62" w:unhideWhenUsed="0"/>
-    <w:lsdException w:name="Medium Shading 1 Accent 1" w:semiHidden="0" w:uiPriority="63" w:unhideWhenUsed="0"/>
-    <w:lsdException w:name="Medium Shading 2 Accent 1" w:semiHidden="0" w:uiPriority="64" w:unhideWhenUsed="0"/>
-    <w:lsdException w:name="Medium List 1 Accent 1" w:semiHidden="0" w:uiPriority="65" w:unhideWhenUsed="0"/>
-    <w:lsdException w:name="Revision" w:unhideWhenUsed="0"/>
-    <w:lsdException w:name="List Paragraph" w:semiHidden="0" w:uiPriority="34" w:unhideWhenUsed="0" w:qFormat="1"/>
-    <w:lsdException w:name="Quote" w:semiHidden="0" w:uiPriority="29" w:unhideWhenUsed="0" w:qFormat="1"/>
-    <w:lsdException w:name="Intense Quote" w:semiHidden="0" w:uiPriority="30" w:unhideWhenUsed="0" w:qFormat="1"/>
-    <w:lsdException w:name="Medium List 2 Accent 1" w:semiHidden="0" w:uiPriority="66" w:unhideWhenUsed="0"/>
-    <w:lsdException w:name="Medium Grid 1 Accent 1" w:semiHidden="0" w:uiPriority="67" w:unhideWhenUsed="0"/>
-    <w:lsdException w:name="Medium Grid 2 Accent 1" w:semiHidden="0" w:uiPriority="68" w:unhideWhenUsed="0"/>
-    <w:lsdException w:name="Medium Grid 3 Accent 1" w:semiHidden="0" w:uiPriority="69" w:unhideWhenUsed="0"/>
-    <w:lsdException w:name="Dark List Accent 1" w:semiHidden="0" w:uiPriority="70" w:unhideWhenUsed="0"/>
-    <w:lsdException w:name="Colorful Shading Accent 1" w:semiHidden="0" w:uiPriority="71" w:unhideWhenUsed="0"/>
-    <w:lsdException w:name="Colorful List Accent 1" w:semiHidden="0" w:uiPriority="72" w:unhideWhenUsed="0"/>
-    <w:lsdException w:name="Colorful Grid Accent 1" w:semiHidden="0" w:uiPriority="73" w:unhideWhenUsed="0"/>
-    <w:lsdException w:name="Light Shading Accent 2" w:semiHidden="0" w:uiPriority="60" w:unhideWhenUsed="0"/>
-    <w:lsdException w:name="Light List Accent 2" w:semiHidden="0" w:uiPriority="61" w:unhideWhenUsed="0"/>
-    <w:lsdException w:name="Light Grid Accent 2" w:semiHidden="0" w:uiPriority="62" w:unhideWhenUsed="0"/>
-    <w:lsdException w:name="Medium Shading 1 Accent 2" w:semiHidden="0" w:uiPriority="63" w:unhideWhenUsed="0"/>
-    <w:lsdException w:name="Medium Shading 2 Accent 2" w:semiHidden="0" w:uiPriority="64" w:unhideWhenUsed="0"/>
-    <w:lsdException w:name="Medium List 1 Accent 2" w:semiHidden="0" w:uiPriority="65" w:unhideWhenUsed="0"/>
-    <w:lsdException w:name="Medium List 2 Accent 2" w:semiHidden="0" w:uiPriority="66" w:unhideWhenUsed="0"/>
-    <w:lsdException w:name="Medium Grid 1 Accent 2" w:semiHidden="0" w:uiPriority="67" w:unhideWhenUsed="0"/>
-    <w:lsdException w:name="Medium Grid 2 Accent 2" w:semiHidden="0" w:uiPriority="68" w:unhideWhenUsed="0"/>
-    <w:lsdException w:name="Medium Grid 3 Accent 2" w:semiHidden="0" w:uiPriority="69" w:unhideWhenUsed="0"/>
-    <w:lsdException w:name="Dark List Accent 2" w:semiHidden="0" w:uiPriority="70" w:unhideWhenUsed="0"/>
-    <w:lsdException w:name="Colorful Shading Accent 2" w:semiHidden="0" w:uiPriority="71" w:unhideWhenUsed="0"/>
-    <w:lsdException w:name="Colorful List Accent 2" w:semiHidden="0" w:uiPriority="72" w:unhideWhenUsed="0"/>
-    <w:lsdException w:name="Colorful Grid Accent 2" w:semiHidden="0" w:uiPriority="73" w:unhideWhenUsed="0"/>
-    <w:lsdException w:name="Light Shading Accent 3" w:semiHidden="0" w:uiPriority="60" w:unhideWhenUsed="0"/>
-    <w:lsdException w:name="Light List Accent 3" w:semiHidden="0" w:uiPriority="61" w:unhideWhenUsed="0"/>
-    <w:lsdException w:name="Light Grid Accent 3" w:semiHidden="0" w:uiPriority="62" w:unhideWhenUsed="0"/>
-    <w:lsdException w:name="Medium Shading 1 Accent 3" w:semiHidden="0" w:uiPriority="63" w:unhideWhenUsed="0"/>
-    <w:lsdException w:name="Medium Shading 2 Accent 3" w:semiHidden="0" w:uiPriority="64" w:unhideWhenUsed="0"/>
-    <w:lsdException w:name="Medium List 1 Accent 3" w:semiHidden="0" w:uiPriority="65" w:unhideWhenUsed="0"/>
-    <w:lsdException w:name="Medium List 2 Accent 3" w:semiHidden="0" w:uiPriority="66" w:unhideWhenUsed="0"/>
-    <w:lsdException w:name="Medium Grid 1 Accent 3" w:semiHidden="0" w:uiPriority="67" w:unhideWhenUsed="0"/>
-    <w:lsdException w:name="Medium Grid 2 Accent 3" w:semiHidden="0" w:uiPriority="68" w:unhideWhenUsed="0"/>
-    <w:lsdException w:name="Medium Grid 3 Accent 3" w:semiHidden="0" w:uiPriority="69" w:unhideWhenUsed="0"/>
-    <w:lsdException w:name="Dark List Accent 3" w:semiHidden="0" w:uiPriority="70" w:unhideWhenUsed="0"/>
-    <w:lsdException w:name="Colorful Shading Accent 3" w:semiHidden="0" w:uiPriority="71" w:unhideWhenUsed="0"/>
-    <w:lsdException w:name="Colorful List Accent 3" w:semiHidden="0" w:uiPriority="72" w:unhideWhenUsed="0"/>
-    <w:lsdException w:name="Colorful Grid Accent 3" w:semiHidden="0" w:uiPriority="73" w:unhideWhenUsed="0"/>
-    <w:lsdException w:name="Light Shading Accent 4" w:semiHidden="0" w:uiPriority="60" w:unhideWhenUsed="0"/>
-    <w:lsdException w:name="Light List Accent 4" w:semiHidden="0" w:uiPriority="61" w:unhideWhenUsed="0"/>
-    <w:lsdException w:name="Light Grid Accent 4" w:semiHidden="0" w:uiPriority="62" w:unhideWhenUsed="0"/>
-    <w:lsdException w:name="Medium Shading 1 Accent 4" w:semiHidden="0" w:uiPriority="63" w:unhideWhenUsed="0"/>
-    <w:lsdException w:name="Medium Shading 2 Accent 4" w:semiHidden="0" w:uiPriority="64" w:unhideWhenUsed="0"/>
-    <w:lsdException w:name="Medium List 1 Accent 4" w:semiHidden="0" w:uiPriority="65" w:unhideWhenUsed="0"/>
-    <w:lsdException w:name="Medium List 2 Accent 4" w:semiHidden="0" w:uiPriority="66" w:unhideWhenUsed="0"/>
-    <w:lsdException w:name="Medium Grid 1 Accent 4" w:semiHidden="0" w:uiPriority="67" w:unhideWhenUsed="0"/>
-    <w:lsdException w:name="Medium Grid 2 Accent 4" w:semiHidden="0" w:uiPriority="68" w:unhideWhenUsed="0"/>
-    <w:lsdException w:name="Medium Grid 3 Accent 4" w:semiHidden="0" w:uiPriority="69" w:unhideWhenUsed="0"/>
-    <w:lsdException w:name="Dark List Accent 4" w:semiHidden="0" w:uiPriority="70" w:unhideWhenUsed="0"/>
-    <w:lsdException w:name="Colorful Shading Accent 4" w:semiHidden="0" w:uiPriority="71" w:unhideWhenUsed="0"/>
-    <w:lsdException w:name="Colorful List Accent 4" w:semiHidden="0" w:uiPriority="72" w:unhideWhenUsed="0"/>
-    <w:lsdException w:name="Colorful Grid Accent 4" w:semiHidden="0" w:uiPriority="73" w:unhideWhenUsed="0"/>
-    <w:lsdException w:name="Light Shading Accent 5" w:semiHidden="0" w:uiPriority="60" w:unhideWhenUsed="0"/>
-    <w:lsdException w:name="Light List Accent 5" w:semiHidden="0" w:uiPriority="61" w:unhideWhenUsed="0"/>
-    <w:lsdException w:name="Light Grid Accent 5" w:semiHidden="0" w:uiPriority="62" w:unhideWhenUsed="0"/>
-    <w:lsdException w:name="Medium Shading 1 Accent 5" w:semiHidden="0" w:uiPriority="63" w:unhideWhenUsed="0"/>
-    <w:lsdException w:name="Medium Shading 2 Accent 5" w:semiHidden="0" w:uiPriority="64" w:unhideWhenUsed="0"/>
-    <w:lsdException w:name="Medium List 1 Accent 5" w:semiHidden="0" w:uiPriority="65" w:unhideWhenUsed="0"/>
-    <w:lsdException w:name="Medium List 2 Accent 5" w:semiHidden="0" w:uiPriority="66" w:unhideWhenUsed="0"/>
-    <w:lsdException w:name="Medium Grid 1 Accent 5" w:semiHidden="0" w:uiPriority="67" w:unhideWhenUsed="0"/>
-    <w:lsdException w:name="Medium Grid 2 Accent 5" w:semiHidden="0" w:uiPriority="68" w:unhideWhenUsed="0"/>
-    <w:lsdException w:name="Medium Grid 3 Accent 5" w:semiHidden="0" w:uiPriority="69" w:unhideWhenUsed="0"/>
-    <w:lsdException w:name="Dark List Accent 5" w:semiHidden="0" w:uiPriority="70" w:unhideWhenUsed="0"/>
-    <w:lsdException w:name="Colorful Shading Accent 5" w:semiHidden="0" w:uiPriority="71" w:unhideWhenUsed="0"/>
-    <w:lsdException w:name="Colorful List Accent 5" w:semiHidden="0" w:uiPriority="72" w:unhideWhenUsed="0"/>
-    <w:lsdException w:name="Colorful Grid Accent 5" w:semiHidden="0" w:uiPriority="73" w:unhideWhenUsed="0"/>
-    <w:lsdException w:name="Light Shading Accent 6" w:semiHidden="0" w:uiPriority="60" w:unhideWhenUsed="0"/>
-    <w:lsdException w:name="Light List Accent 6" w:semiHidden="0" w:uiPriority="61" w:unhideWhenUsed="0"/>
-    <w:lsdException w:name="Light Grid Accent 6" w:semiHidden="0" w:uiPriority="62" w:unhideWhenUsed="0"/>
-    <w:lsdException w:name="Medium Shading 1 Accent 6" w:semiHidden="0" w:uiPriority="63" w:unhideWhenUsed="0"/>
-    <w:lsdException w:name="Medium Shading 2 Accent 6" w:semiHidden="0" w:uiPriority="64" w:unhideWhenUsed="0"/>
-    <w:lsdException w:name="Medium List 1 Accent 6" w:semiHidden="0" w:uiPriority="65" w:unhideWhenUsed="0"/>
-    <w:lsdException w:name="Medium List 2 Accent 6" w:semiHidden="0" w:uiPriority="66" w:unhideWhenUsed="0"/>
-    <w:lsdException w:name="Medium Grid 1 Accent 6" w:semiHidden="0" w:uiPriority="67" w:unhideWhenUsed="0"/>
-    <w:lsdException w:name="Medium Grid 2 Accent 6" w:semiHidden="0" w:uiPriority="68" w:unhideWhenUsed="0"/>
-    <w:lsdException w:name="Medium Grid 3 Accent 6" w:semiHidden="0" w:uiPriority="69" w:unhideWhenUsed="0"/>
-    <w:lsdException w:name="Dark List Accent 6" w:semiHidden="0" w:uiPriority="70" w:unhideWhenUsed="0"/>
-    <w:lsdException w:name="Colorful Shading Accent 6" w:semiHidden="0" w:uiPriority="71" w:unhideWhenUsed="0"/>
-    <w:lsdException w:name="Colorful List Accent 6" w:semiHidden="0" w:uiPriority="72" w:unhideWhenUsed="0"/>
-    <w:lsdException w:name="Colorful Grid Accent 6" w:semiHidden="0" w:uiPriority="73" w:unhideWhenUsed="0"/>
-    <w:lsdException w:name="Subtle Emphasis" w:semiHidden="0" w:uiPriority="19" w:unhideWhenUsed="0" w:qFormat="1"/>
-    <w:lsdException w:name="Intense Emphasis" w:semiHidden="0" w:uiPriority="21" w:unhideWhenUsed="0" w:qFormat="1"/>
-    <w:lsdException w:name="Subtle Reference" w:semiHidden="0" w:uiPriority="31" w:unhideWhenUsed="0" w:qFormat="1"/>
-    <w:lsdException w:name="Intense Reference" w:semiHidden="0" w:uiPriority="32" w:unhideWhenUsed="0" w:qFormat="1"/>
-    <w:lsdException w:name="Book Title" w:semiHidden="0" w:uiPriority="33" w:unhideWhenUsed="0" w:qFormat="1"/>
-    <w:lsdException w:name="Bibliography" w:uiPriority="37"/>
-    <w:lsdException w:name="TOC Heading" w:uiPriority="39" w:qFormat="1"/>
+  <w:latentStyles w:defLockedState="0" w:defUIPriority="99" w:defSemiHidden="0" w:defUnhideWhenUsed="0" w:defQFormat="0" w:count="371">
+    <w:lsdException w:name="Normal" w:uiPriority="0" w:qFormat="1"/>
+    <w:lsdException w:name="heading 1" w:uiPriority="9" w:qFormat="1"/>
+    <w:lsdException w:name="heading 2" w:semiHidden="1" w:uiPriority="9" w:unhideWhenUsed="1" w:qFormat="1"/>
+    <w:lsdException w:name="heading 3" w:semiHidden="1" w:uiPriority="9" w:unhideWhenUsed="1" w:qFormat="1"/>
+    <w:lsdException w:name="heading 4" w:semiHidden="1" w:uiPriority="9" w:unhideWhenUsed="1" w:qFormat="1"/>
+    <w:lsdException w:name="heading 5" w:semiHidden="1" w:uiPriority="9" w:unhideWhenUsed="1" w:qFormat="1"/>
+    <w:lsdException w:name="heading 6" w:semiHidden="1" w:uiPriority="9" w:unhideWhenUsed="1" w:qFormat="1"/>
+    <w:lsdException w:name="heading 7" w:semiHidden="1" w:uiPriority="9" w:unhideWhenUsed="1" w:qFormat="1"/>
+    <w:lsdException w:name="heading 8" w:semiHidden="1" w:uiPriority="9" w:unhideWhenUsed="1" w:qFormat="1"/>
+    <w:lsdException w:name="heading 9" w:semiHidden="1" w:uiPriority="9" w:unhideWhenUsed="1" w:qFormat="1"/>
+    <w:lsdException w:name="index 1" w:semiHidden="1" w:unhideWhenUsed="1"/>
+    <w:lsdException w:name="index 2" w:semiHidden="1" w:unhideWhenUsed="1"/>
+    <w:lsdException w:name="index 3" w:semiHidden="1" w:unhideWhenUsed="1"/>
+    <w:lsdException w:name="index 4" w:semiHidden="1" w:unhideWhenUsed="1"/>
+    <w:lsdException w:name="index 5" w:semiHidden="1" w:unhideWhenUsed="1"/>
+    <w:lsdException w:name="index 6" w:semiHidden="1" w:unhideWhenUsed="1"/>
+    <w:lsdException w:name="index 7" w:semiHidden="1" w:unhideWhenUsed="1"/>
+    <w:lsdException w:name="index 8" w:semiHidden="1" w:unhideWhenUsed="1"/>
+    <w:lsdException w:name="index 9" w:semiHidden="1" w:unhideWhenUsed="1"/>
+    <w:lsdException w:name="toc 1" w:semiHidden="1" w:uiPriority="39" w:unhideWhenUsed="1"/>
+    <w:lsdException w:name="toc 2" w:semiHidden="1" w:uiPriority="39" w:unhideWhenUsed="1"/>
+    <w:lsdException w:name="toc 3" w:semiHidden="1" w:uiPriority="39" w:unhideWhenUsed="1"/>
+    <w:lsdException w:name="toc 4" w:semiHidden="1" w:uiPriority="39" w:unhideWhenUsed="1"/>
+    <w:lsdException w:name="toc 5" w:semiHidden="1" w:uiPriority="39" w:unhideWhenUsed="1"/>
+    <w:lsdException w:name="toc 6" w:semiHidden="1" w:uiPriority="39" w:unhideWhenUsed="1"/>
+    <w:lsdException w:name="toc 7" w:semiHidden="1" w:uiPriority="39" w:unhideWhenUsed="1"/>
+    <w:lsdException w:name="toc 8" w:semiHidden="1" w:uiPriority="39" w:unhideWhenUsed="1"/>
+    <w:lsdException w:name="toc 9" w:semiHidden="1" w:uiPriority="39" w:unhideWhenUsed="1"/>
+    <w:lsdException w:name="Normal Indent" w:semiHidden="1" w:unhideWhenUsed="1"/>
+    <w:lsdException w:name="footnote text" w:semiHidden="1" w:unhideWhenUsed="1"/>
+    <w:lsdException w:name="annotation text" w:semiHidden="1" w:unhideWhenUsed="1"/>
+    <w:lsdException w:name="header" w:semiHidden="1" w:unhideWhenUsed="1"/>
+    <w:lsdException w:name="footer" w:semiHidden="1" w:unhideWhenUsed="1"/>
+    <w:lsdException w:name="index heading" w:semiHidden="1" w:unhideWhenUsed="1"/>
+    <w:lsdException w:name="caption" w:semiHidden="1" w:uiPriority="35" w:unhideWhenUsed="1" w:qFormat="1"/>
+    <w:lsdException w:name="table of figures" w:semiHidden="1" w:unhideWhenUsed="1"/>
+    <w:lsdException w:name="envelope address" w:semiHidden="1" w:unhideWhenUsed="1"/>
+    <w:lsdException w:name="envelope return" w:semiHidden="1" w:unhideWhenUsed="1"/>
+    <w:lsdException w:name="footnote reference" w:semiHidden="1" w:unhideWhenUsed="1"/>
+    <w:lsdException w:name="annotation reference" w:semiHidden="1" w:unhideWhenUsed="1"/>
+    <w:lsdException w:name="line number" w:semiHidden="1" w:unhideWhenUsed="1"/>
+    <w:lsdException w:name="page number" w:semiHidden="1" w:unhideWhenUsed="1"/>
+    <w:lsdException w:name="endnote reference" w:semiHidden="1" w:unhideWhenUsed="1"/>
+    <w:lsdException w:name="endnote text" w:semiHidden="1" w:unhideWhenUsed="1"/>
+    <w:lsdException w:name="table of authorities" w:semiHidden="1" w:unhideWhenUsed="1"/>
+    <w:lsdException w:name="macro" w:semiHidden="1" w:unhideWhenUsed="1"/>
+    <w:lsdException w:name="toa heading" w:semiHidden="1" w:unhideWhenUsed="1"/>
+    <w:lsdException w:name="List" w:semiHidden="1" w:unhideWhenUsed="1"/>
+    <w:lsdException w:name="List Bullet" w:semiHidden="1" w:unhideWhenUsed="1"/>
+    <w:lsdException w:name="List Number" w:semiHidden="1" w:unhideWhenUsed="1"/>
+    <w:lsdException w:name="List 2" w:semiHidden="1" w:unhideWhenUsed="1"/>
+    <w:lsdException w:name="List 3" w:semiHidden="1" w:unhideWhenUsed="1"/>
+    <w:lsdException w:name="List 4" w:semiHidden="1" w:unhideWhenUsed="1"/>
+    <w:lsdException w:name="List 5" w:semiHidden="1" w:unhideWhenUsed="1"/>
+    <w:lsdException w:name="List Bullet 2" w:semiHidden="1" w:unhideWhenUsed="1"/>
+    <w:lsdException w:name="List Bullet 3" w:semiHidden="1" w:unhideWhenUsed="1"/>
+    <w:lsdException w:name="List Bullet 4" w:semiHidden="1" w:unhideWhenUsed="1"/>
+    <w:lsdException w:name="List Bullet 5" w:semiHidden="1" w:unhideWhenUsed="1"/>
+    <w:lsdException w:name="List Number 2" w:semiHidden="1" w:unhideWhenUsed="1"/>
+    <w:lsdException w:name="List Number 3" w:semiHidden="1" w:unhideWhenUsed="1"/>
+    <w:lsdException w:name="List Number 4" w:semiHidden="1" w:unhideWhenUsed="1"/>
+    <w:lsdException w:name="List Number 5" w:semiHidden="1" w:unhideWhenUsed="1"/>
+    <w:lsdException w:name="Title" w:uiPriority="10" w:qFormat="1"/>
+    <w:lsdException w:name="Closing" w:semiHidden="1" w:unhideWhenUsed="1"/>
+    <w:lsdException w:name="Signature" w:semiHidden="1" w:unhideWhenUsed="1"/>
+    <w:lsdException w:name="Default Paragraph Font" w:semiHidden="1" w:uiPriority="1" w:unhideWhenUsed="1"/>
+    <w:lsdException w:name="Body Text" w:semiHidden="1" w:unhideWhenUsed="1"/>
+    <w:lsdException w:name="Body Text Indent" w:semiHidden="1" w:unhideWhenUsed="1"/>
+    <w:lsdException w:name="List Continue" w:semiHidden="1" w:unhideWhenUsed="1"/>
+    <w:lsdException w:name="List Continue 2" w:semiHidden="1" w:unhideWhenUsed="1"/>
+    <w:lsdException w:name="List Continue 3" w:semiHidden="1" w:unhideWhenUsed="1"/>
+    <w:lsdException w:name="List Continue 4" w:semiHidden="1" w:unhideWhenUsed="1"/>
+    <w:lsdException w:name="List Continue 5" w:semiHidden="1" w:unhideWhenUsed="1"/>
+    <w:lsdException w:name="Message Header" w:semiHidden="1" w:unhideWhenUsed="1"/>
+    <w:lsdException w:name="Subtitle" w:uiPriority="11" w:qFormat="1"/>
+    <w:lsdException w:name="Salutation" w:semiHidden="1" w:unhideWhenUsed="1"/>
+    <w:lsdException w:name="Date" w:semiHidden="1" w:unhideWhenUsed="1"/>
+    <w:lsdException w:name="Body Text First Indent" w:semiHidden="1" w:unhideWhenUsed="1"/>
+    <w:lsdException w:name="Body Text First Indent 2" w:semiHidden="1" w:unhideWhenUsed="1"/>
+    <w:lsdException w:name="Note Heading" w:semiHidden="1" w:unhideWhenUsed="1"/>
+    <w:lsdException w:name="Body Text 2" w:semiHidden="1" w:unhideWhenUsed="1"/>
+    <w:lsdException w:name="Body Text 3" w:semiHidden="1" w:unhideWhenUsed="1"/>
+    <w:lsdException w:name="Body Text Indent 2" w:semiHidden="1" w:unhideWhenUsed="1"/>
+    <w:lsdException w:name="Body Text Indent 3" w:semiHidden="1" w:unhideWhenUsed="1"/>
+    <w:lsdException w:name="Block Text" w:semiHidden="1" w:unhideWhenUsed="1"/>
+    <w:lsdException w:name="Hyperlink" w:semiHidden="1" w:unhideWhenUsed="1"/>
+    <w:lsdException w:name="FollowedHyperlink" w:semiHidden="1" w:unhideWhenUsed="1"/>
+    <w:lsdException w:name="Strong" w:uiPriority="22" w:qFormat="1"/>
+    <w:lsdException w:name="Emphasis" w:uiPriority="20" w:qFormat="1"/>
+    <w:lsdException w:name="Document Map" w:semiHidden="1" w:unhideWhenUsed="1"/>
+    <w:lsdException w:name="Plain Text" w:semiHidden="1" w:unhideWhenUsed="1"/>
+    <w:lsdException w:name="E-mail Signature" w:semiHidden="1" w:unhideWhenUsed="1"/>
+    <w:lsdException w:name="HTML Top of Form" w:semiHidden="1" w:unhideWhenUsed="1"/>
+    <w:lsdException w:name="HTML Bottom of Form" w:semiHidden="1" w:unhideWhenUsed="1"/>
+    <w:lsdException w:name="Normal (Web)" w:semiHidden="1" w:unhideWhenUsed="1"/>
+    <w:lsdException w:name="HTML Acronym" w:semiHidden="1" w:unhideWhenUsed="1"/>
+    <w:lsdException w:name="HTML Address" w:semiHidden="1" w:unhideWhenUsed="1"/>
+    <w:lsdException w:name="HTML Cite" w:semiHidden="1" w:unhideWhenUsed="1"/>
+    <w:lsdException w:name="HTML Code" w:semiHidden="1" w:unhideWhenUsed="1"/>
+    <w:lsdException w:name="HTML Definition" w:semiHidden="1" w:unhideWhenUsed="1"/>
+    <w:lsdException w:name="HTML Keyboard" w:semiHidden="1" w:unhideWhenUsed="1"/>
+    <w:lsdException w:name="HTML Preformatted" w:semiHidden="1" w:unhideWhenUsed="1"/>
+    <w:lsdException w:name="HTML Sample" w:semiHidden="1" w:unhideWhenUsed="1"/>
+    <w:lsdException w:name="HTML Typewriter" w:semiHidden="1" w:unhideWhenUsed="1"/>
+    <w:lsdException w:name="HTML Variable" w:semiHidden="1" w:unhideWhenUsed="1"/>
+    <w:lsdException w:name="Normal Table" w:semiHidden="1" w:unhideWhenUsed="1"/>
+    <w:lsdException w:name="annotation subject" w:semiHidden="1" w:unhideWhenUsed="1"/>
+    <w:lsdException w:name="No List" w:semiHidden="1" w:unhideWhenUsed="1"/>
+    <w:lsdException w:name="Outline List 1" w:semiHidden="1" w:unhideWhenUsed="1"/>
+    <w:lsdException w:name="Outline List 2" w:semiHidden="1" w:unhideWhenUsed="1"/>
+    <w:lsdException w:name="Outline List 3" w:semiHidden="1" w:unhideWhenUsed="1"/>
+    <w:lsdException w:name="Table Simple 1" w:semiHidden="1" w:unhideWhenUsed="1"/>
+    <w:lsdException w:name="Table Simple 2" w:semiHidden="1" w:unhideWhenUsed="1"/>
+    <w:lsdException w:name="Table Simple 3" w:semiHidden="1" w:unhideWhenUsed="1"/>
+    <w:lsdException w:name="Table Classic 1" w:semiHidden="1" w:unhideWhenUsed="1"/>
+    <w:lsdException w:name="Table Classic 2" w:semiHidden="1" w:unhideWhenUsed="1"/>
+    <w:lsdException w:name="Table Classic 3" w:semiHidden="1" w:unhideWhenUsed="1"/>
+    <w:lsdException w:name="Table Classic 4" w:semiHidden="1" w:unhideWhenUsed="1"/>
+    <w:lsdException w:name="Table Colorful 1" w:semiHidden="1" w:unhideWhenUsed="1"/>
+    <w:lsdException w:name="Table Colorful 2" w:semiHidden="1" w:unhideWhenUsed="1"/>
+    <w:lsdException w:name="Table Colorful 3" w:semiHidden="1" w:unhideWhenUsed="1"/>
+    <w:lsdException w:name="Table Columns 1" w:semiHidden="1" w:unhideWhenUsed="1"/>
+    <w:lsdException w:name="Table Columns 2" w:semiHidden="1" w:unhideWhenUsed="1"/>
+    <w:lsdException w:name="Table Columns 3" w:semiHidden="1" w:unhideWhenUsed="1"/>
+    <w:lsdException w:name="Table Columns 4" w:semiHidden="1" w:unhideWhenUsed="1"/>
+    <w:lsdException w:name="Table Columns 5" w:semiHidden="1" w:unhideWhenUsed="1"/>
+    <w:lsdException w:name="Table Grid 1" w:semiHidden="1" w:unhideWhenUsed="1"/>
+    <w:lsdException w:name="Table Grid 2" w:semiHidden="1" w:unhideWhenUsed="1"/>
+    <w:lsdException w:name="Table Grid 3" w:semiHidden="1" w:unhideWhenUsed="1"/>
+    <w:lsdException w:name="Table Grid 4" w:semiHidden="1" w:unhideWhenUsed="1"/>
+    <w:lsdException w:name="Table Grid 5" w:semiHidden="1" w:unhideWhenUsed="1"/>
+    <w:lsdException w:name="Table Grid 6" w:semiHidden="1" w:unhideWhenUsed="1"/>
+    <w:lsdException w:name="Table Grid 7" w:semiHidden="1" w:unhideWhenUsed="1"/>
+    <w:lsdException w:name="Table Grid 8" w:semiHidden="1" w:unhideWhenUsed="1"/>
+    <w:lsdException w:name="Table List 1" w:semiHidden="1" w:unhideWhenUsed="1"/>
+    <w:lsdException w:name="Table List 2" w:semiHidden="1" w:unhideWhenUsed="1"/>
+    <w:lsdException w:name="Table List 3" w:semiHidden="1" w:unhideWhenUsed="1"/>
+    <w:lsdException w:name="Table List 4" w:semiHidden="1" w:unhideWhenUsed="1"/>
+    <w:lsdException w:name="Table List 5" w:semiHidden="1" w:unhideWhenUsed="1"/>
+    <w:lsdException w:name="Table List 6" w:semiHidden="1" w:unhideWhenUsed="1"/>
+    <w:lsdException w:name="Table List 7" w:semiHidden="1" w:unhideWhenUsed="1"/>
+    <w:lsdException w:name="Table List 8" w:semiHidden="1" w:unhideWhenUsed="1"/>
+    <w:lsdException w:name="Table 3D effects 1" w:semiHidden="1" w:unhideWhenUsed="1"/>
+    <w:lsdException w:name="Table 3D effects 2" w:semiHidden="1" w:unhideWhenUsed="1"/>
+    <w:lsdException w:name="Table 3D effects 3" w:semiHidden="1" w:unhideWhenUsed="1"/>
+    <w:lsdException w:name="Table Contemporary" w:semiHidden="1" w:unhideWhenUsed="1"/>
+    <w:lsdException w:name="Table Elegant" w:semiHidden="1" w:unhideWhenUsed="1"/>
+    <w:lsdException w:name="Table Professional" w:semiHidden="1" w:unhideWhenUsed="1"/>
+    <w:lsdException w:name="Table Subtle 1" w:semiHidden="1" w:unhideWhenUsed="1"/>
+    <w:lsdException w:name="Table Subtle 2" w:semiHidden="1" w:unhideWhenUsed="1"/>
+    <w:lsdException w:name="Table Web 1" w:semiHidden="1" w:unhideWhenUsed="1"/>
+    <w:lsdException w:name="Table Web 2" w:semiHidden="1" w:unhideWhenUsed="1"/>
+    <w:lsdException w:name="Table Web 3" w:semiHidden="1" w:unhideWhenUsed="1"/>
+    <w:lsdException w:name="Balloon Text" w:semiHidden="1" w:unhideWhenUsed="1"/>
+    <w:lsdException w:name="Table Grid" w:uiPriority="59"/>
+    <w:lsdException w:name="Table Theme" w:semiHidden="1" w:unhideWhenUsed="1"/>
+    <w:lsdException w:name="Placeholder Text" w:semiHidden="1"/>
+    <w:lsdException w:name="No Spacing" w:uiPriority="1" w:qFormat="1"/>
+    <w:lsdException w:name="Light Shading" w:uiPriority="60"/>
+    <w:lsdException w:name="Light List" w:uiPriority="61"/>
+    <w:lsdException w:name="Light Grid" w:uiPriority="62"/>
+    <w:lsdException w:name="Medium Shading 1" w:uiPriority="63"/>
+    <w:lsdException w:name="Medium Shading 2" w:uiPriority="64"/>
+    <w:lsdException w:name="Medium List 1" w:uiPriority="65"/>
+    <w:lsdException w:name="Medium List 2" w:uiPriority="66"/>
+    <w:lsdException w:name="Medium Grid 1" w:uiPriority="67"/>
+    <w:lsdException w:name="Medium Grid 2" w:uiPriority="68"/>
+    <w:lsdException w:name="Medium Grid 3" w:uiPriority="69"/>
+    <w:lsdException w:name="Dark List" w:uiPriority="70"/>
+    <w:lsdException w:name="Colorful Shading" w:uiPriority="71"/>
+    <w:lsdException w:name="Colorful List" w:uiPriority="72"/>
+    <w:lsdException w:name="Colorful Grid" w:uiPriority="73"/>
+    <w:lsdException w:name="Light Shading Accent 1" w:uiPriority="60"/>
+    <w:lsdException w:name="Light List Accent 1" w:uiPriority="61"/>
+    <w:lsdException w:name="Light Grid Accent 1" w:uiPriority="62"/>
+    <w:lsdException w:name="Medium Shading 1 Accent 1" w:uiPriority="63"/>
+    <w:lsdException w:name="Medium Shading 2 Accent 1" w:uiPriority="64"/>
+    <w:lsdException w:name="Medium List 1 Accent 1" w:uiPriority="65"/>
+    <w:lsdException w:name="Revision" w:semiHidden="1"/>
+    <w:lsdException w:name="List Paragraph" w:uiPriority="34" w:qFormat="1"/>
+    <w:lsdException w:name="Quote" w:uiPriority="29" w:qFormat="1"/>
+    <w:lsdException w:name="Intense Quote" w:uiPriority="30" w:qFormat="1"/>
+    <w:lsdException w:name="Medium List 2 Accent 1" w:uiPriority="66"/>
+    <w:lsdException w:name="Medium Grid 1 Accent 1" w:uiPriority="67"/>
+    <w:lsdException w:name="Medium Grid 2 Accent 1" w:uiPriority="68"/>
+    <w:lsdException w:name="Medium Grid 3 Accent 1" w:uiPriority="69"/>
+    <w:lsdException w:name="Dark List Accent 1" w:uiPriority="70"/>
+    <w:lsdException w:name="Colorful Shading Accent 1" w:uiPriority="71"/>
+    <w:lsdException w:name="Colorful List Accent 1" w:uiPriority="72"/>
+    <w:lsdException w:name="Colorful Grid Accent 1" w:uiPriority="73"/>
+    <w:lsdException w:name="Light Shading Accent 2" w:uiPriority="60"/>
+    <w:lsdException w:name="Light List Accent 2" w:uiPriority="61"/>
+    <w:lsdException w:name="Light Grid Accent 2" w:uiPriority="62"/>
+    <w:lsdException w:name="Medium Shading 1 Accent 2" w:uiPriority="63"/>
+    <w:lsdException w:name="Medium Shading 2 Accent 2" w:uiPriority="64"/>
+    <w:lsdException w:name="Medium List 1 Accent 2" w:uiPriority="65"/>
+    <w:lsdException w:name="Medium List 2 Accent 2" w:uiPriority="66"/>
+    <w:lsdException w:name="Medium Grid 1 Accent 2" w:uiPriority="67"/>
+    <w:lsdException w:name="Medium Grid 2 Accent 2" w:uiPriority="68"/>
+    <w:lsdException w:name="Medium Grid 3 Accent 2" w:uiPriority="69"/>
+    <w:lsdException w:name="Dark List Accent 2" w:uiPriority="70"/>
+    <w:lsdException w:name="Colorful Shading Accent 2" w:uiPriority="71"/>
+    <w:lsdException w:name="Colorful List Accent 2" w:uiPriority="72"/>
+    <w:lsdException w:name="Colorful Grid Accent 2" w:uiPriority="73"/>
+    <w:lsdException w:name="Light Shading Accent 3" w:uiPriority="60"/>
+    <w:lsdException w:name="Light List Accent 3" w:uiPriority="61"/>
+    <w:lsdException w:name="Light Grid Accent 3" w:uiPriority="62"/>
+    <w:lsdException w:name="Medium Shading 1 Accent 3" w:uiPriority="63"/>
+    <w:lsdException w:name="Medium Shading 2 Accent 3" w:uiPriority="64"/>
+    <w:lsdException w:name="Medium List 1 Accent 3" w:uiPriority="65"/>
+    <w:lsdException w:name="Medium List 2 Accent 3" w:uiPriority="66"/>
+    <w:lsdException w:name="Medium Grid 1 Accent 3" w:uiPriority="67"/>
+    <w:lsdException w:name="Medium Grid 2 Accent 3" w:uiPriority="68"/>
+    <w:lsdException w:name="Medium Grid 3 Accent 3" w:uiPriority="69"/>
+    <w:lsdException w:name="Dark List Accent 3" w:uiPriority="70"/>
+    <w:lsdException w:name="Colorful Shading Accent 3" w:uiPriority="71"/>
+    <w:lsdException w:name="Colorful List Accent 3" w:uiPriority="72"/>
+    <w:lsdException w:name="Colorful Grid Accent 3" w:uiPriority="73"/>
+    <w:lsdException w:name="Light Shading Accent 4" w:uiPriority="60"/>
+    <w:lsdException w:name="Light List Accent 4" w:uiPriority="61"/>
+    <w:lsdException w:name="Light Grid Accent 4" w:uiPriority="62"/>
+    <w:lsdException w:name="Medium Shading 1 Accent 4" w:uiPriority="63"/>
+    <w:lsdException w:name="Medium Shading 2 Accent 4" w:uiPriority="64"/>
+    <w:lsdException w:name="Medium List 1 Accent 4" w:uiPriority="65"/>
+    <w:lsdException w:name="Medium List 2 Accent 4" w:uiPriority="66"/>
+    <w:lsdException w:name="Medium Grid 1 Accent 4" w:uiPriority="67"/>
+    <w:lsdException w:name="Medium Grid 2 Accent 4" w:uiPriority="68"/>
+    <w:lsdException w:name="Medium Grid 3 Accent 4" w:uiPriority="69"/>
+    <w:lsdException w:name="Dark List Accent 4" w:uiPriority="70"/>
+    <w:lsdException w:name="Colorful Shading Accent 4" w:uiPriority="71"/>
+    <w:lsdException w:name="Colorful List Accent 4" w:uiPriority="72"/>
+    <w:lsdException w:name="Colorful Grid Accent 4" w:uiPriority="73"/>
+    <w:lsdException w:name="Light Shading Accent 5" w:uiPriority="60"/>
+    <w:lsdException w:name="Light List Accent 5" w:uiPriority="61"/>
+    <w:lsdException w:name="Light Grid Accent 5" w:uiPriority="62"/>
+    <w:lsdException w:name="Medium Shading 1 Accent 5" w:uiPriority="63"/>
+    <w:lsdException w:name="Medium Shading 2 Accent 5" w:uiPriority="64"/>
+    <w:lsdException w:name="Medium List 1 Accent 5" w:uiPriority="65"/>
+    <w:lsdException w:name="Medium List 2 Accent 5" w:uiPriority="66"/>
+    <w:lsdException w:name="Medium Grid 1 Accent 5" w:uiPriority="67"/>
+    <w:lsdException w:name="Medium Grid 2 Accent 5" w:uiPriority="68"/>
+    <w:lsdException w:name="Medium Grid 3 Accent 5" w:uiPriority="69"/>
+    <w:lsdException w:name="Dark List Accent 5" w:uiPriority="70"/>
+    <w:lsdException w:name="Colorful Shading Accent 5" w:uiPriority="71"/>
+    <w:lsdException w:name="Colorful List Accent 5" w:uiPriority="72"/>
+    <w:lsdException w:name="Colorful Grid Accent 5" w:uiPriority="73"/>
+    <w:lsdException w:name="Light Shading Accent 6" w:uiPriority="60"/>
+    <w:lsdException w:name="Light List Accent 6" w:uiPriority="61"/>
+    <w:lsdException w:name="Light Grid Accent 6" w:uiPriority="62"/>
+    <w:lsdException w:name="Medium Shading 1 Accent 6" w:uiPriority="63"/>
+    <w:lsdException w:name="Medium Shading 2 Accent 6" w:uiPriority="64"/>
+    <w:lsdException w:name="Medium List 1 Accent 6" w:uiPriority="65"/>
+    <w:lsdException w:name="Medium List 2 Accent 6" w:uiPriority="66"/>
+    <w:lsdException w:name="Medium Grid 1 Accent 6" w:uiPriority="67"/>
+    <w:lsdException w:name="Medium Grid 2 Accent 6" w:uiPriority="68"/>
+    <w:lsdException w:name="Medium Grid 3 Accent 6" w:uiPriority="69"/>
+    <w:lsdException w:name="Dark List Accent 6" w:uiPriority="70"/>
+    <w:lsdException w:name="Colorful Shading Accent 6" w:uiPriority="71"/>
+    <w:lsdException w:name="Colorful List Accent 6" w:uiPriority="72"/>
+    <w:lsdException w:name="Colorful Grid Accent 6" w:uiPriority="73"/>
+    <w:lsdException w:name="Subtle Emphasis" w:uiPriority="19" w:qFormat="1"/>
+    <w:lsdException w:name="Intense Emphasis" w:uiPriority="21" w:qFormat="1"/>
+    <w:lsdException w:name="Subtle Reference" w:uiPriority="31" w:qFormat="1"/>
+    <w:lsdException w:name="Intense Reference" w:uiPriority="32" w:qFormat="1"/>
+    <w:lsdException w:name="Book Title" w:uiPriority="33" w:qFormat="1"/>
+    <w:lsdException w:name="Bibliography" w:semiHidden="1" w:uiPriority="37" w:unhideWhenUsed="1"/>
+    <w:lsdException w:name="TOC Heading" w:semiHidden="1" w:uiPriority="39" w:unhideWhenUsed="1" w:qFormat="1"/>
+    <w:lsdException w:name="Plain Table 1" w:uiPriority="41"/>
+    <w:lsdException w:name="Plain Table 2" w:uiPriority="42"/>
+    <w:lsdException w:name="Plain Table 3" w:uiPriority="43"/>
+    <w:lsdException w:name="Plain Table 4" w:uiPriority="44"/>
+    <w:lsdException w:name="Plain Table 5" w:uiPriority="45"/>
+    <w:lsdException w:name="Grid Table Light" w:uiPriority="40"/>
+    <w:lsdException w:name="Grid Table 1 Light" w:uiPriority="46"/>
+    <w:lsdException w:name="Grid Table 2" w:uiPriority="47"/>
+    <w:lsdException w:name="Grid Table 3" w:uiPriority="48"/>
+    <w:lsdException w:name="Grid Table 4" w:uiPriority="49"/>
+    <w:lsdException w:name="Grid Table 5 Dark" w:uiPriority="50"/>
+    <w:lsdException w:name="Grid Table 6 Colorful" w:uiPriority="51"/>
+    <w:lsdException w:name="Grid Table 7 Colorful" w:uiPriority="52"/>
+    <w:lsdException w:name="Grid Table 1 Light Accent 1" w:uiPriority="46"/>
+    <w:lsdException w:name="Grid Table 2 Accent 1" w:uiPriority="47"/>
+    <w:lsdException w:name="Grid Table 3 Accent 1" w:uiPriority="48"/>
+    <w:lsdException w:name="Grid Table 4 Accent 1" w:uiPriority="49"/>
+    <w:lsdException w:name="Grid Table 5 Dark Accent 1" w:uiPriority="50"/>
+    <w:lsdException w:name="Grid Table 6 Colorful Accent 1" w:uiPriority="51"/>
+    <w:lsdException w:name="Grid Table 7 Colorful Accent 1" w:uiPriority="52"/>
+    <w:lsdException w:name="Grid Table 1 Light Accent 2" w:uiPriority="46"/>
+    <w:lsdException w:name="Grid Table 2 Accent 2" w:uiPriority="47"/>
+    <w:lsdException w:name="Grid Table 3 Accent 2" w:uiPriority="48"/>
+    <w:lsdException w:name="Grid Table 4 Accent 2" w:uiPriority="49"/>
+    <w:lsdException w:name="Grid Table 5 Dark Accent 2" w:uiPriority="50"/>
+    <w:lsdException w:name="Grid Table 6 Colorful Accent 2" w:uiPriority="51"/>
+    <w:lsdException w:name="Grid Table 7 Colorful Accent 2" w:uiPriority="52"/>
+    <w:lsdException w:name="Grid Table 1 Light Accent 3" w:uiPriority="46"/>
+    <w:lsdException w:name="Grid Table 2 Accent 3" w:uiPriority="47"/>
+    <w:lsdException w:name="Grid Table 3 Accent 3" w:uiPriority="48"/>
+    <w:lsdException w:name="Grid Table 4 Accent 3" w:uiPriority="49"/>
+    <w:lsdException w:name="Grid Table 5 Dark Accent 3" w:uiPriority="50"/>
+    <w:lsdException w:name="Grid Table 6 Colorful Accent 3" w:uiPriority="51"/>
+    <w:lsdException w:name="Grid Table 7 Colorful Accent 3" w:uiPriority="52"/>
+    <w:lsdException w:name="Grid Table 1 Light Accent 4" w:uiPriority="46"/>
+    <w:lsdException w:name="Grid Table 2 Accent 4" w:uiPriority="47"/>
+    <w:lsdException w:name="Grid Table 3 Accent 4" w:uiPriority="48"/>
+    <w:lsdException w:name="Grid Table 4 Accent 4" w:uiPriority="49"/>
+    <w:lsdException w:name="Grid Table 5 Dark Accent 4" w:uiPriority="50"/>
+    <w:lsdException w:name="Grid Table 6 Colorful Accent 4" w:uiPriority="51"/>
+    <w:lsdException w:name="Grid Table 7 Colorful Accent 4" w:uiPriority="52"/>
+    <w:lsdException w:name="Grid Table 1 Light Accent 5" w:uiPriority="46"/>
+    <w:lsdException w:name="Grid Table 2 Accent 5" w:uiPriority="47"/>
+    <w:lsdException w:name="Grid Table 3 Accent 5" w:uiPriority="48"/>
+    <w:lsdException w:name="Grid Table 4 Accent 5" w:uiPriority="49"/>
+    <w:lsdException w:name="Grid Table 5 Dark Accent 5" w:uiPriority="50"/>
+    <w:lsdException w:name="Grid Table 6 Colorful Accent 5" w:uiPriority="51"/>
+    <w:lsdException w:name="Grid Table 7 Colorful Accent 5" w:uiPriority="52"/>
+    <w:lsdException w:name="Grid Table 1 Light Accent 6" w:uiPriority="46"/>
+    <w:lsdException w:name="Grid Table 2 Accent 6" w:uiPriority="47"/>
+    <w:lsdException w:name="Grid Table 3 Accent 6" w:uiPriority="48"/>
+    <w:lsdException w:name="Grid Table 4 Accent 6" w:uiPriority="49"/>
+    <w:lsdException w:name="Grid Table 5 Dark Accent 6" w:uiPriority="50"/>
+    <w:lsdException w:name="Grid Table 6 Colorful Accent 6" w:uiPriority="51"/>
+    <w:lsdException w:name="Grid Table 7 Colorful Accent 6" w:uiPriority="52"/>
+    <w:lsdException w:name="List Table 1 Light" w:uiPriority="46"/>
+    <w:lsdException w:name="List Table 2" w:uiPriority="47"/>
+    <w:lsdException w:name="List Table 3" w:uiPriority="48"/>
+    <w:lsdException w:name="List Table 4" w:uiPriority="49"/>
+    <w:lsdException w:name="List Table 5 Dark" w:uiPriority="50"/>
+    <w:lsdException w:name="List Table 6 Colorful" w:uiPriority="51"/>
+    <w:lsdException w:name="List Table 7 Colorful" w:uiPriority="52"/>
+    <w:lsdException w:name="List Table 1 Light Accent 1" w:uiPriority="46"/>
+    <w:lsdException w:name="List Table 2 Accent 1" w:uiPriority="47"/>
+    <w:lsdException w:name="List Table 3 Accent 1" w:uiPriority="48"/>
+    <w:lsdException w:name="List Table 4 Accent 1" w:uiPriority="49"/>
+    <w:lsdException w:name="List Table 5 Dark Accent 1" w:uiPriority="50"/>
+    <w:lsdException w:name="List Table 6 Colorful Accent 1" w:uiPriority="51"/>
+    <w:lsdException w:name="List Table 7 Colorful Accent 1" w:uiPriority="52"/>
+    <w:lsdException w:name="List Table 1 Light Accent 2" w:uiPriority="46"/>
+    <w:lsdException w:name="List Table 2 Accent 2" w:uiPriority="47"/>
+    <w:lsdException w:name="List Table 3 Accent 2" w:uiPriority="48"/>
+    <w:lsdException w:name="List Table 4 Accent 2" w:uiPriority="49"/>
+    <w:lsdException w:name="List Table 5 Dark Accent 2" w:uiPriority="50"/>
+    <w:lsdException w:name="List Table 6 Colorful Accent 2" w:uiPriority="51"/>
+    <w:lsdException w:name="List Table 7 Colorful Accent 2" w:uiPriority="52"/>
+    <w:lsdException w:name="List Table 1 Light Accent 3" w:uiPriority="46"/>
+    <w:lsdException w:name="List Table 2 Accent 3" w:uiPriority="47"/>
+    <w:lsdException w:name="List Table 3 Accent 3" w:uiPriority="48"/>
+    <w:lsdException w:name="List Table 4 Accent 3" w:uiPriority="49"/>
+    <w:lsdException w:name="List Table 5 Dark Accent 3" w:uiPriority="50"/>
+    <w:lsdException w:name="List Table 6 Colorful Accent 3" w:uiPriority="51"/>
+    <w:lsdException w:name="List Table 7 Colorful Accent 3" w:uiPriority="52"/>
+    <w:lsdException w:name="List Table 1 Light Accent 4" w:uiPriority="46"/>
+    <w:lsdException w:name="List Table 2 Accent 4" w:uiPriority="47"/>
+    <w:lsdException w:name="List Table 3 Accent 4" w:uiPriority="48"/>
+    <w:lsdException w:name="List Table 4 Accent 4" w:uiPriority="49"/>
+    <w:lsdException w:name="List Table 5 Dark Accent 4" w:uiPriority="50"/>
+    <w:lsdException w:name="List Table 6 Colorful Accent 4" w:uiPriority="51"/>
+    <w:lsdException w:name="List Table 7 Colorful Accent 4" w:uiPriority="52"/>
+    <w:lsdException w:name="List Table 1 Light Accent 5" w:uiPriority="46"/>
+    <w:lsdException w:name="List Table 2 Accent 5" w:uiPriority="47"/>
+    <w:lsdException w:name="List Table 3 Accent 5" w:uiPriority="48"/>
+    <w:lsdException w:name="List Table 4 Accent 5" w:uiPriority="49"/>
+    <w:lsdException w:name="List Table 5 Dark Accent 5" w:uiPriority="50"/>
+    <w:lsdException w:name="List Table 6 Colorful Accent 5" w:uiPriority="51"/>
+    <w:lsdException w:name="List Table 7 Colorful Accent 5" w:uiPriority="52"/>
+    <w:lsdException w:name="List Table 1 Light Accent 6" w:uiPriority="46"/>
+    <w:lsdException w:name="List Table 2 Accent 6" w:uiPriority="47"/>
+    <w:lsdException w:name="List Table 3 Accent 6" w:uiPriority="48"/>
+    <w:lsdException w:name="List Table 4 Accent 6" w:uiPriority="49"/>
+    <w:lsdException w:name="List Table 5 Dark Accent 6" w:uiPriority="50"/>
+    <w:lsdException w:name="List Table 6 Colorful Accent 6" w:uiPriority="51"/>
+    <w:lsdException w:name="List Table 7 Colorful Accent 6" w:uiPriority="52"/>
   </w:latentStyles>
   <w:style w:type="paragraph" w:default="1" w:styleId="Normal">
     <w:name w:val="Normal"/>
